--- a/docs/螺栓开发文档1.docx
+++ b/docs/螺栓开发文档1.docx
@@ -43,7 +43,178 @@
           <w:color w:val="000000"/>
           <w:sz w:val="24"/>
         </w:rPr>
-        <w:t>这是一套螺栓预紧力在线监测系统，用超声波测量设备加厂家配套的 FxSDK（C# 1.4.0）做的。原理就是测超声回波的渡越时间（TOF）：螺栓拧得越紧，声时越长，反过来就能算出预紧力。系统做的事情就是 7×24 盯着这些数据，实时显示、报警、看历史趋势、在线标定、出报告，主要用在风电塔筒、桥梁、压力容器法兰这些地方的螺栓监测上。</w:t>
+        <w:t>螺栓预紧力在线监测系统，</w:t>
+      </w:r>
+      <w:r>
+        <w:rPr>
+          <w:rFonts w:hint="eastAsia"/>
+          <w:b w:val="0"/>
+          <w:color w:val="000000"/>
+          <w:sz w:val="24"/>
+          <w:lang w:eastAsia="zh-CN"/>
+        </w:rPr>
+        <w:t>是用</w:t>
+      </w:r>
+      <w:r>
+        <w:rPr>
+          <w:rFonts w:ascii="Times New Roman" w:hAnsi="Times New Roman" w:eastAsia="宋体"/>
+          <w:b w:val="0"/>
+          <w:color w:val="000000"/>
+          <w:sz w:val="24"/>
+        </w:rPr>
+        <w:t>超声波测量设备</w:t>
+      </w:r>
+      <w:r>
+        <w:rPr>
+          <w:rFonts w:hint="eastAsia"/>
+          <w:b w:val="0"/>
+          <w:color w:val="000000"/>
+          <w:sz w:val="24"/>
+          <w:lang w:eastAsia="zh-CN"/>
+        </w:rPr>
+        <w:t>和</w:t>
+      </w:r>
+      <w:r>
+        <w:rPr>
+          <w:rFonts w:ascii="Times New Roman" w:hAnsi="Times New Roman" w:eastAsia="宋体"/>
+          <w:b w:val="0"/>
+          <w:color w:val="000000"/>
+          <w:sz w:val="24"/>
+        </w:rPr>
+        <w:t>厂家配套的 FxSDK（C# 1.4.0）</w:t>
+      </w:r>
+      <w:r>
+        <w:rPr>
+          <w:rFonts w:hint="eastAsia"/>
+          <w:b w:val="0"/>
+          <w:color w:val="000000"/>
+          <w:sz w:val="24"/>
+          <w:lang w:eastAsia="zh-CN"/>
+        </w:rPr>
+        <w:t>开发</w:t>
+      </w:r>
+      <w:r>
+        <w:rPr>
+          <w:rFonts w:ascii="Times New Roman" w:hAnsi="Times New Roman" w:eastAsia="宋体"/>
+          <w:b w:val="0"/>
+          <w:color w:val="000000"/>
+          <w:sz w:val="24"/>
+        </w:rPr>
+        <w:t>的。原理就是测超声回波的渡越时间（TOF）：螺栓拧得越紧，声时越长，反过来就能算出预紧力。系统做的事情</w:t>
+      </w:r>
+      <w:r>
+        <w:rPr>
+          <w:rFonts w:hint="eastAsia"/>
+          <w:b w:val="0"/>
+          <w:color w:val="000000"/>
+          <w:sz w:val="24"/>
+          <w:lang w:eastAsia="zh-CN"/>
+        </w:rPr>
+        <w:t>是</w:t>
+      </w:r>
+      <w:r>
+        <w:rPr>
+          <w:rFonts w:ascii="Times New Roman" w:hAnsi="Times New Roman" w:eastAsia="宋体"/>
+          <w:b w:val="0"/>
+          <w:color w:val="000000"/>
+          <w:sz w:val="24"/>
+        </w:rPr>
+        <w:t xml:space="preserve"> 7×24 </w:t>
+      </w:r>
+      <w:r>
+        <w:rPr>
+          <w:rFonts w:hint="eastAsia"/>
+          <w:b w:val="0"/>
+          <w:color w:val="000000"/>
+          <w:sz w:val="24"/>
+          <w:lang w:eastAsia="zh-CN"/>
+        </w:rPr>
+        <w:t>监控</w:t>
+      </w:r>
+      <w:r>
+        <w:rPr>
+          <w:rFonts w:ascii="Times New Roman" w:hAnsi="Times New Roman" w:eastAsia="宋体"/>
+          <w:b w:val="0"/>
+          <w:color w:val="000000"/>
+          <w:sz w:val="24"/>
+        </w:rPr>
+        <w:t>这些数据，实时显示、报警、</w:t>
+      </w:r>
+      <w:r>
+        <w:rPr>
+          <w:rFonts w:hint="eastAsia"/>
+          <w:b w:val="0"/>
+          <w:color w:val="000000"/>
+          <w:sz w:val="24"/>
+          <w:lang w:eastAsia="zh-CN"/>
+        </w:rPr>
+        <w:t>查看</w:t>
+      </w:r>
+      <w:r>
+        <w:rPr>
+          <w:rFonts w:ascii="Times New Roman" w:hAnsi="Times New Roman" w:eastAsia="宋体"/>
+          <w:b w:val="0"/>
+          <w:color w:val="000000"/>
+          <w:sz w:val="24"/>
+        </w:rPr>
+        <w:t>历史趋势、在线标定、</w:t>
+      </w:r>
+      <w:r>
+        <w:rPr>
+          <w:rFonts w:hint="eastAsia"/>
+          <w:b w:val="0"/>
+          <w:color w:val="000000"/>
+          <w:sz w:val="24"/>
+          <w:lang w:eastAsia="zh-CN"/>
+        </w:rPr>
+        <w:t>出具</w:t>
+      </w:r>
+      <w:r>
+        <w:rPr>
+          <w:rFonts w:ascii="Times New Roman" w:hAnsi="Times New Roman" w:eastAsia="宋体"/>
+          <w:b w:val="0"/>
+          <w:color w:val="000000"/>
+          <w:sz w:val="24"/>
+        </w:rPr>
+        <w:t>报告，主要</w:t>
+      </w:r>
+      <w:r>
+        <w:rPr>
+          <w:rFonts w:hint="eastAsia"/>
+          <w:b w:val="0"/>
+          <w:color w:val="000000"/>
+          <w:sz w:val="24"/>
+          <w:lang w:eastAsia="zh-CN"/>
+        </w:rPr>
+        <w:t>用于</w:t>
+      </w:r>
+      <w:r>
+        <w:rPr>
+          <w:rFonts w:ascii="Times New Roman" w:hAnsi="Times New Roman" w:eastAsia="宋体"/>
+          <w:b w:val="0"/>
+          <w:color w:val="000000"/>
+          <w:sz w:val="24"/>
+        </w:rPr>
+        <w:t>风电塔筒、桥梁、压力容器法兰这些地方的螺栓</w:t>
+      </w:r>
+      <w:r>
+        <w:rPr>
+          <w:rFonts w:hint="eastAsia"/>
+          <w:b w:val="0"/>
+          <w:color w:val="000000"/>
+          <w:sz w:val="24"/>
+          <w:lang w:eastAsia="zh-CN"/>
+        </w:rPr>
+        <w:t>监测</w:t>
+      </w:r>
+      <w:r>
+        <w:rPr>
+          <w:rFonts w:ascii="Times New Roman" w:hAnsi="Times New Roman" w:eastAsia="宋体"/>
+          <w:b w:val="0"/>
+          <w:color w:val="000000"/>
+          <w:sz w:val="24"/>
+        </w:rPr>
+        <w:t>。</w:t>
       </w:r>
     </w:p>
     <w:p>
@@ -57,7 +228,45 @@
           <w:color w:val="000000"/>
           <w:sz w:val="24"/>
         </w:rPr>
-        <w:t>架构是 B/S 的。后端 .NET 8，厂家 SDK 的源码直接编进工程，调试方便。设备层跟业务层之间隔着一个统一接口 IFxConnector，模拟器和真机随便切，上层业务代码一行都不用动。测量数据量大，丢时序数据库里存（PostgreSQL + TimescaleDB），写入和查历史都快。前端靠 REST API 取数据、SignalR（WebSocket）推实时，页面自己刷。</w:t>
+        <w:t>架构是 B/S 的。后端 .NET 8，厂家 SDK 的源码直接</w:t>
+      </w:r>
+      <w:r>
+        <w:rPr>
+          <w:rFonts w:hint="eastAsia"/>
+          <w:b w:val="0"/>
+          <w:color w:val="000000"/>
+          <w:sz w:val="24"/>
+          <w:lang w:eastAsia="zh-CN"/>
+        </w:rPr>
+        <w:t>编入</w:t>
+      </w:r>
+      <w:r>
+        <w:rPr>
+          <w:rFonts w:ascii="Times New Roman" w:hAnsi="Times New Roman" w:eastAsia="宋体"/>
+          <w:b w:val="0"/>
+          <w:color w:val="000000"/>
+          <w:sz w:val="24"/>
+        </w:rPr>
+        <w:t>工程，调试方便。设备层跟业务层之间隔着一个统一接口 IFxConnector，模拟器和真机随便切，上层业务代码一行都不用动。测量数据量大，时序数据库里</w:t>
+      </w:r>
+      <w:r>
+        <w:rPr>
+          <w:rFonts w:hint="eastAsia"/>
+          <w:b w:val="0"/>
+          <w:color w:val="000000"/>
+          <w:sz w:val="24"/>
+          <w:lang w:val="en-US" w:eastAsia="zh-CN"/>
+        </w:rPr>
+        <w:t>存储</w:t>
+      </w:r>
+      <w:r>
+        <w:rPr>
+          <w:rFonts w:ascii="Times New Roman" w:hAnsi="Times New Roman" w:eastAsia="宋体"/>
+          <w:b w:val="0"/>
+          <w:color w:val="000000"/>
+          <w:sz w:val="24"/>
+        </w:rPr>
+        <w:t>（PostgreSQL + TimescaleDB），写入和查历史都快。前端靠 REST API 取数据、SignalR（WebSocket）推实时，页面自己刷。</w:t>
       </w:r>
     </w:p>
     <w:p>
@@ -71,7 +280,216 @@
           <w:color w:val="000000"/>
           <w:sz w:val="24"/>
         </w:rPr>
-        <w:t>真机已经接通验证过了。工控机在张备实验风场，远程连实验室的设备（192.168.0.7:23，通道 9，测的是一颗拧紧的 M20×80 螺栓）。5 月 21 号第一次现场调试，5 月 22 号做了 50~200 N·m 的力矩台阶实验：4 个扭矩档共 7 个点（含 2 组复测），每个点采 581~600 条，EchoTime 接受率 100%，单点标准差 0.99~1.45 ns。温补声时差对扭矩估算预紧力做线性拟合，R²=0.9956，拟合出来 K_L=0.001427963 ns/N、截距 49.7616 ns，已经应用成系统当前的标定（method=torque_fit）。应用之后实时验证，平均预紧力 49.14 kN，目标 50 kN，ratio 0.983。实验明细在 lab-torque-step-report-2026-05-22.md。</w:t>
+        <w:t>真机已经接通验证过了。工控机在张</w:t>
+      </w:r>
+      <w:r>
+        <w:rPr>
+          <w:rFonts w:hint="eastAsia"/>
+          <w:b w:val="0"/>
+          <w:color w:val="000000"/>
+          <w:sz w:val="24"/>
+          <w:lang w:val="en-US" w:eastAsia="zh-CN"/>
+        </w:rPr>
+        <w:t>北</w:t>
+      </w:r>
+      <w:r>
+        <w:rPr>
+          <w:rFonts w:ascii="Times New Roman" w:hAnsi="Times New Roman" w:eastAsia="宋体"/>
+          <w:b w:val="0"/>
+          <w:color w:val="000000"/>
+          <w:sz w:val="24"/>
+        </w:rPr>
+        <w:t>实验风场</w:t>
+      </w:r>
+      <w:r>
+        <w:rPr>
+          <w:rFonts w:hint="eastAsia"/>
+          <w:b w:val="0"/>
+          <w:color w:val="000000"/>
+          <w:sz w:val="24"/>
+          <w:lang w:val="en-US" w:eastAsia="zh-CN"/>
+        </w:rPr>
+        <w:t>和</w:t>
+      </w:r>
+      <w:r>
+        <w:rPr>
+          <w:rFonts w:ascii="Times New Roman" w:hAnsi="Times New Roman" w:eastAsia="宋体"/>
+          <w:b w:val="0"/>
+          <w:color w:val="000000"/>
+          <w:sz w:val="24"/>
+        </w:rPr>
+        <w:t>实验室的设备（</w:t>
+      </w:r>
+      <w:r>
+        <w:rPr>
+          <w:rFonts w:hint="eastAsia"/>
+          <w:b w:val="0"/>
+          <w:color w:val="000000"/>
+          <w:sz w:val="24"/>
+          <w:lang w:eastAsia="zh-CN"/>
+        </w:rPr>
+        <w:t>IP：192</w:t>
+      </w:r>
+      <w:r>
+        <w:rPr>
+          <w:rFonts w:ascii="Times New Roman" w:hAnsi="Times New Roman" w:eastAsia="宋体"/>
+          <w:b w:val="0"/>
+          <w:color w:val="000000"/>
+          <w:sz w:val="24"/>
+        </w:rPr>
+        <w:t>.168.0.7:23，通道 9，</w:t>
+      </w:r>
+      <w:r>
+        <w:rPr>
+          <w:rFonts w:hint="eastAsia"/>
+          <w:b w:val="0"/>
+          <w:color w:val="000000"/>
+          <w:sz w:val="24"/>
+          <w:lang w:eastAsia="zh-CN"/>
+        </w:rPr>
+        <w:t>测量</w:t>
+      </w:r>
+      <w:r>
+        <w:rPr>
+          <w:rFonts w:ascii="Times New Roman" w:hAnsi="Times New Roman" w:eastAsia="宋体"/>
+          <w:b w:val="0"/>
+          <w:color w:val="000000"/>
+          <w:sz w:val="24"/>
+        </w:rPr>
+        <w:t xml:space="preserve">的是一颗拧紧的 M20×80 螺栓）。5 月 21 </w:t>
+      </w:r>
+      <w:r>
+        <w:rPr>
+          <w:rFonts w:hint="eastAsia"/>
+          <w:b w:val="0"/>
+          <w:color w:val="000000"/>
+          <w:sz w:val="24"/>
+          <w:lang w:eastAsia="zh-CN"/>
+        </w:rPr>
+        <w:t>日</w:t>
+      </w:r>
+      <w:r>
+        <w:rPr>
+          <w:rFonts w:ascii="Times New Roman" w:hAnsi="Times New Roman" w:eastAsia="宋体"/>
+          <w:b w:val="0"/>
+          <w:color w:val="000000"/>
+          <w:sz w:val="24"/>
+        </w:rPr>
+        <w:t>第一次</w:t>
+      </w:r>
+      <w:r>
+        <w:rPr>
+          <w:rFonts w:hint="eastAsia"/>
+          <w:b w:val="0"/>
+          <w:color w:val="000000"/>
+          <w:sz w:val="24"/>
+          <w:lang w:val="en-US" w:eastAsia="zh-CN"/>
+        </w:rPr>
+        <w:t>实验室</w:t>
+      </w:r>
+      <w:r>
+        <w:rPr>
+          <w:rFonts w:ascii="Times New Roman" w:hAnsi="Times New Roman" w:eastAsia="宋体"/>
+          <w:b w:val="0"/>
+          <w:color w:val="000000"/>
+          <w:sz w:val="24"/>
+        </w:rPr>
+        <w:t xml:space="preserve">调试，5 月 22 </w:t>
+      </w:r>
+      <w:r>
+        <w:rPr>
+          <w:rFonts w:hint="eastAsia"/>
+          <w:b w:val="0"/>
+          <w:color w:val="000000"/>
+          <w:sz w:val="24"/>
+          <w:lang w:eastAsia="zh-CN"/>
+        </w:rPr>
+        <w:t>日</w:t>
+      </w:r>
+      <w:r>
+        <w:rPr>
+          <w:rFonts w:ascii="Times New Roman" w:hAnsi="Times New Roman" w:eastAsia="宋体"/>
+          <w:b w:val="0"/>
+          <w:color w:val="000000"/>
+          <w:sz w:val="24"/>
+        </w:rPr>
+        <w:t>做了 50~200 N·m 的力矩台阶实验：4 个扭矩档共 7 个点（含 2 组复测），每个点采 581~600 条，EchoTime 接受率 100%，单点标准差 0.99~1.45 ns。温补声时差对扭矩估算预紧力</w:t>
+      </w:r>
+      <w:r>
+        <w:rPr>
+          <w:rFonts w:hint="eastAsia"/>
+          <w:b w:val="0"/>
+          <w:color w:val="000000"/>
+          <w:sz w:val="24"/>
+          <w:lang w:eastAsia="zh-CN"/>
+        </w:rPr>
+        <w:t>进行</w:t>
+      </w:r>
+      <w:r>
+        <w:rPr>
+          <w:rFonts w:ascii="Times New Roman" w:hAnsi="Times New Roman" w:eastAsia="宋体"/>
+          <w:b w:val="0"/>
+          <w:color w:val="000000"/>
+          <w:sz w:val="24"/>
+        </w:rPr>
+        <w:t>线性拟合，R²=0.9956，拟合出来 K_L=0.001427963 ns/N、截距 49.7616 ns，已经应用成系统当前的标定（method=torque_fit，力矩拟合法）。应用之后实时验证，平均预紧力</w:t>
+      </w:r>
+      <w:r>
+        <w:rPr>
+          <w:rFonts w:hint="eastAsia"/>
+          <w:b w:val="0"/>
+          <w:color w:val="000000"/>
+          <w:sz w:val="24"/>
+          <w:lang w:eastAsia="zh-CN"/>
+        </w:rPr>
+        <w:t xml:space="preserve">为 </w:t>
+      </w:r>
+      <w:r>
+        <w:rPr>
+          <w:rFonts w:ascii="Times New Roman" w:hAnsi="Times New Roman" w:eastAsia="宋体"/>
+          <w:b w:val="0"/>
+          <w:color w:val="000000"/>
+          <w:sz w:val="24"/>
+        </w:rPr>
+        <w:t>49.14 kN，目标</w:t>
+      </w:r>
+      <w:r>
+        <w:rPr>
+          <w:rFonts w:hint="eastAsia"/>
+          <w:b w:val="0"/>
+          <w:color w:val="000000"/>
+          <w:sz w:val="24"/>
+          <w:lang w:eastAsia="zh-CN"/>
+        </w:rPr>
+        <w:t xml:space="preserve">为 </w:t>
+      </w:r>
+      <w:r>
+        <w:rPr>
+          <w:rFonts w:ascii="Times New Roman" w:hAnsi="Times New Roman" w:eastAsia="宋体"/>
+          <w:b w:val="0"/>
+          <w:color w:val="000000"/>
+          <w:sz w:val="24"/>
+        </w:rPr>
+        <w:t>50 kN，ratio</w:t>
+      </w:r>
+      <w:r>
+        <w:rPr>
+          <w:rFonts w:hint="eastAsia"/>
+          <w:b w:val="0"/>
+          <w:color w:val="000000"/>
+          <w:sz w:val="24"/>
+          <w:lang w:eastAsia="zh-CN"/>
+        </w:rPr>
+        <w:t xml:space="preserve"> 为 </w:t>
+      </w:r>
+      <w:r>
+        <w:rPr>
+          <w:rFonts w:ascii="Times New Roman" w:hAnsi="Times New Roman" w:eastAsia="宋体"/>
+          <w:b w:val="0"/>
+          <w:color w:val="000000"/>
+          <w:sz w:val="24"/>
+        </w:rPr>
+        <w:t>0.983。实验明细在 lab-torque-step-report-2026-05-22.md。</w:t>
       </w:r>
     </w:p>
     <w:p>
@@ -85,7 +503,150 @@
           <w:color w:val="000000"/>
           <w:sz w:val="24"/>
         </w:rPr>
-        <w:t>有一点要说清楚：现在这个是力矩法的临时标定，只能用来看趋势、验证系统闭环。这套系统是商用的关键设施监测，改算法、改阈值、改报警规则都要有依据——要么国标（GB/T 43232-2023、GB/T 41261-2022），要么 SDK 源码，要么现场标定数据。正式验收前要按 GB/T 43232-2023 重新做载荷标定。</w:t>
+        <w:t>有一点要说清楚：现在这个是力矩法的临时标定，只能</w:t>
+      </w:r>
+      <w:r>
+        <w:rPr>
+          <w:rFonts w:hint="eastAsia"/>
+          <w:b w:val="0"/>
+          <w:color w:val="000000"/>
+          <w:sz w:val="24"/>
+          <w:lang w:eastAsia="zh-CN"/>
+        </w:rPr>
+        <w:t>用于查看</w:t>
+      </w:r>
+      <w:r>
+        <w:rPr>
+          <w:rFonts w:ascii="Times New Roman" w:hAnsi="Times New Roman" w:eastAsia="宋体"/>
+          <w:b w:val="0"/>
+          <w:color w:val="000000"/>
+          <w:sz w:val="24"/>
+        </w:rPr>
+        <w:t>趋势、验证系统闭环。这套系统</w:t>
+      </w:r>
+      <w:r>
+        <w:rPr>
+          <w:rFonts w:hint="eastAsia"/>
+          <w:b w:val="0"/>
+          <w:color w:val="000000"/>
+          <w:sz w:val="24"/>
+          <w:lang w:eastAsia="zh-CN"/>
+        </w:rPr>
+        <w:t>用于</w:t>
+      </w:r>
+      <w:r>
+        <w:rPr>
+          <w:rFonts w:ascii="Times New Roman" w:hAnsi="Times New Roman" w:eastAsia="宋体"/>
+          <w:b w:val="0"/>
+          <w:color w:val="000000"/>
+          <w:sz w:val="24"/>
+        </w:rPr>
+        <w:t>商用的关键设施监测，</w:t>
+      </w:r>
+      <w:r>
+        <w:rPr>
+          <w:rFonts w:hint="eastAsia"/>
+          <w:b w:val="0"/>
+          <w:color w:val="000000"/>
+          <w:sz w:val="24"/>
+          <w:lang w:eastAsia="zh-CN"/>
+        </w:rPr>
+        <w:t>修改</w:t>
+      </w:r>
+      <w:r>
+        <w:rPr>
+          <w:rFonts w:ascii="Times New Roman" w:hAnsi="Times New Roman" w:eastAsia="宋体"/>
+          <w:b w:val="0"/>
+          <w:color w:val="000000"/>
+          <w:sz w:val="24"/>
+        </w:rPr>
+        <w:t>算法、</w:t>
+      </w:r>
+      <w:r>
+        <w:rPr>
+          <w:rFonts w:hint="eastAsia"/>
+          <w:b w:val="0"/>
+          <w:color w:val="000000"/>
+          <w:sz w:val="24"/>
+          <w:lang w:eastAsia="zh-CN"/>
+        </w:rPr>
+        <w:t>修改</w:t>
+      </w:r>
+      <w:r>
+        <w:rPr>
+          <w:rFonts w:ascii="Times New Roman" w:hAnsi="Times New Roman" w:eastAsia="宋体"/>
+          <w:b w:val="0"/>
+          <w:color w:val="000000"/>
+          <w:sz w:val="24"/>
+        </w:rPr>
+        <w:t>阈值、</w:t>
+      </w:r>
+      <w:r>
+        <w:rPr>
+          <w:rFonts w:hint="eastAsia"/>
+          <w:b w:val="0"/>
+          <w:color w:val="000000"/>
+          <w:sz w:val="24"/>
+          <w:lang w:eastAsia="zh-CN"/>
+        </w:rPr>
+        <w:t>修改</w:t>
+      </w:r>
+      <w:r>
+        <w:rPr>
+          <w:rFonts w:ascii="Times New Roman" w:hAnsi="Times New Roman" w:eastAsia="宋体"/>
+          <w:b w:val="0"/>
+          <w:color w:val="000000"/>
+          <w:sz w:val="24"/>
+        </w:rPr>
+        <w:t>报警规则都</w:t>
+      </w:r>
+      <w:r>
+        <w:rPr>
+          <w:rFonts w:hint="eastAsia"/>
+          <w:b w:val="0"/>
+          <w:color w:val="000000"/>
+          <w:sz w:val="24"/>
+          <w:lang w:eastAsia="zh-CN"/>
+        </w:rPr>
+        <w:t>要</w:t>
+      </w:r>
+      <w:r>
+        <w:rPr>
+          <w:rFonts w:hint="eastAsia"/>
+          <w:b w:val="0"/>
+          <w:color w:val="000000"/>
+          <w:sz w:val="24"/>
+          <w:lang w:val="en-US" w:eastAsia="zh-CN"/>
+        </w:rPr>
+        <w:t>依据</w:t>
+      </w:r>
+      <w:r>
+        <w:rPr>
+          <w:rFonts w:ascii="Times New Roman" w:hAnsi="Times New Roman" w:eastAsia="宋体"/>
+          <w:b w:val="0"/>
+          <w:color w:val="000000"/>
+          <w:sz w:val="24"/>
+        </w:rPr>
+        <w:t>国标（GB/T 43232-2023、GB/T 41261-2022），</w:t>
+      </w:r>
+      <w:r>
+        <w:rPr>
+          <w:rFonts w:hint="eastAsia"/>
+          <w:b w:val="0"/>
+          <w:color w:val="000000"/>
+          <w:sz w:val="24"/>
+          <w:lang w:val="en-US" w:eastAsia="zh-CN"/>
+        </w:rPr>
+        <w:t>或者</w:t>
+      </w:r>
+      <w:r>
+        <w:rPr>
+          <w:rFonts w:ascii="Times New Roman" w:hAnsi="Times New Roman" w:eastAsia="宋体"/>
+          <w:b w:val="0"/>
+          <w:color w:val="000000"/>
+          <w:sz w:val="24"/>
+        </w:rPr>
+        <w:t>现场标定数据。正式验收前要按 GB/T 43232-2023 重新做载荷标定。</w:t>
       </w:r>
     </w:p>
     <w:p>
@@ -241,7 +802,36 @@
                 <w:color w:val="000000"/>
                 <w:sz w:val="21"/>
               </w:rPr>
-              <w:t>C# 12 / .NET 8.0（LTS）</w:t>
+              <w:t>C# 12 / .NET 8.0</w:t>
+            </w:r>
+            <w:r>
+              <w:rPr>
+                <w:rFonts w:hint="eastAsia"/>
+                <w:b w:val="0"/>
+                <w:color w:val="000000"/>
+                <w:sz w:val="21"/>
+                <w:lang w:eastAsia="zh-CN"/>
+              </w:rPr>
+              <w:t>(</w:t>
+            </w:r>
+            <w:r>
+              <w:rPr>
+                <w:rFonts w:ascii="Times New Roman" w:hAnsi="Times New Roman" w:eastAsia="宋体"/>
+                <w:b w:val="0"/>
+                <w:color w:val="000000"/>
+                <w:sz w:val="21"/>
+              </w:rPr>
+              <w:t>LTS</w:t>
+            </w:r>
+            <w:r>
+              <w:rPr>
+                <w:rFonts w:hint="eastAsia"/>
+                <w:b w:val="0"/>
+                <w:color w:val="000000"/>
+                <w:sz w:val="21"/>
+                <w:lang w:eastAsia="zh-CN"/>
+              </w:rPr>
+              <w:t>)</w:t>
             </w:r>
           </w:p>
         </w:tc>
@@ -496,7 +1086,26 @@
                 <w:color w:val="000000"/>
                 <w:sz w:val="21"/>
               </w:rPr>
-              <w:t>控制台 + 按天滚动文件（logs/），保留 90 天（暂定）</w:t>
+              <w:t>控制台 + 按天滚动文件（logs</w:t>
+            </w:r>
+            <w:r>
+              <w:rPr>
+                <w:rFonts w:hint="eastAsia"/>
+                <w:b w:val="0"/>
+                <w:color w:val="000000"/>
+                <w:sz w:val="21"/>
+                <w:lang w:eastAsia="zh-CN"/>
+              </w:rPr>
+              <w:t>）</w:t>
+            </w:r>
+            <w:r>
+              <w:rPr>
+                <w:rFonts w:ascii="Times New Roman" w:hAnsi="Times New Roman" w:eastAsia="宋体"/>
+                <w:b w:val="0"/>
+                <w:color w:val="000000"/>
+                <w:sz w:val="21"/>
+              </w:rPr>
+              <w:t>，保留 90 天（暂定）</w:t>
             </w:r>
           </w:p>
         </w:tc>
@@ -614,7 +1223,26 @@
                 <w:color w:val="000000"/>
                 <w:sz w:val="21"/>
               </w:rPr>
-              <w:t>源码在 external/FxSDK/，随工程编译</w:t>
+              <w:t>源码在 external/FxSDK</w:t>
+            </w:r>
+            <w:r>
+              <w:rPr>
+                <w:rFonts w:hint="eastAsia"/>
+                <w:b w:val="0"/>
+                <w:color w:val="000000"/>
+                <w:sz w:val="21"/>
+                <w:lang w:eastAsia="zh-CN"/>
+              </w:rPr>
+              <w:t>/</w:t>
+            </w:r>
+            <w:r>
+              <w:rPr>
+                <w:rFonts w:ascii="Times New Roman" w:hAnsi="Times New Roman" w:eastAsia="宋体"/>
+                <w:b w:val="0"/>
+                <w:color w:val="000000"/>
+                <w:sz w:val="21"/>
+              </w:rPr>
+              <w:t>随工程编译</w:t>
             </w:r>
           </w:p>
         </w:tc>
@@ -763,7 +1391,45 @@
                 <w:color w:val="000000"/>
                 <w:sz w:val="21"/>
               </w:rPr>
-              <w:t>Vue 3（Composition API）+ TypeScript</w:t>
+              <w:t>Vue 3</w:t>
+            </w:r>
+            <w:r>
+              <w:rPr>
+                <w:rFonts w:hint="eastAsia"/>
+                <w:b w:val="0"/>
+                <w:color w:val="000000"/>
+                <w:sz w:val="21"/>
+                <w:lang w:eastAsia="zh-CN"/>
+              </w:rPr>
+              <w:t>(</w:t>
+            </w:r>
+            <w:r>
+              <w:rPr>
+                <w:rFonts w:ascii="Times New Roman" w:hAnsi="Times New Roman" w:eastAsia="宋体"/>
+                <w:b w:val="0"/>
+                <w:color w:val="000000"/>
+                <w:sz w:val="21"/>
+              </w:rPr>
+              <w:t>Composition API</w:t>
+            </w:r>
+            <w:r>
+              <w:rPr>
+                <w:rFonts w:hint="eastAsia"/>
+                <w:b w:val="0"/>
+                <w:color w:val="000000"/>
+                <w:sz w:val="21"/>
+                <w:lang w:eastAsia="zh-CN"/>
+              </w:rPr>
+              <w:t>)</w:t>
+            </w:r>
+            <w:r>
+              <w:rPr>
+                <w:rFonts w:ascii="Times New Roman" w:hAnsi="Times New Roman" w:eastAsia="宋体"/>
+                <w:b w:val="0"/>
+                <w:color w:val="000000"/>
+                <w:sz w:val="21"/>
+              </w:rPr>
+              <w:t>+ TypeScript</w:t>
             </w:r>
           </w:p>
         </w:tc>
@@ -1304,7 +1970,17 @@
                 <w:color w:val="000000"/>
                 <w:sz w:val="21"/>
               </w:rPr>
-              <w:t>Docker 跑（deploy/docker-compose.yml），只是开发用</w:t>
+              <w:t>Docker 跑（deploy/docker-compose.yml），</w:t>
+            </w:r>
+            <w:r>
+              <w:rPr>
+                <w:rFonts w:hint="eastAsia"/>
+                <w:b w:val="0"/>
+                <w:color w:val="000000"/>
+                <w:sz w:val="21"/>
+                <w:lang w:eastAsia="zh-CN"/>
+              </w:rPr>
+              <w:t>仅用于开发</w:t>
             </w:r>
           </w:p>
         </w:tc>
@@ -1344,7 +2020,26 @@
                 <w:color w:val="000000"/>
                 <w:sz w:val="21"/>
               </w:rPr>
-              <w:t>Windows 工控机原生安装（Inno Setup 打包），不用 Docker，见 plan.md</w:t>
+              <w:t>Windows 工控机原生安装（Inno Setup 打包），不用 Docker，</w:t>
+            </w:r>
+            <w:r>
+              <w:rPr>
+                <w:rFonts w:hint="eastAsia"/>
+                <w:b w:val="0"/>
+                <w:color w:val="000000"/>
+                <w:sz w:val="21"/>
+                <w:lang w:eastAsia="zh-CN"/>
+              </w:rPr>
+              <w:t>详见</w:t>
+            </w:r>
+            <w:r>
+              <w:rPr>
+                <w:rFonts w:ascii="Times New Roman" w:hAnsi="Times New Roman" w:eastAsia="宋体"/>
+                <w:b w:val="0"/>
+                <w:color w:val="000000"/>
+                <w:sz w:val="21"/>
+              </w:rPr>
+              <w:t xml:space="preserve"> plan.md</w:t>
             </w:r>
           </w:p>
         </w:tc>
@@ -1384,7 +2079,36 @@
                 <w:color w:val="000000"/>
                 <w:sz w:val="21"/>
               </w:rPr>
-              <w:t>SQL 迁移脚本 deploy/sql/0001~00NN_*.sql，按文件名序号顺序执行，不走 EF 迁移</w:t>
+              <w:t>SQL 迁移脚本 deploy/sql/0001~00NN_*.sql，按文件名序号顺序执行，不</w:t>
+            </w:r>
+            <w:r>
+              <w:rPr>
+                <w:rFonts w:hint="eastAsia"/>
+                <w:b w:val="0"/>
+                <w:color w:val="000000"/>
+                <w:sz w:val="21"/>
+                <w:lang w:eastAsia="zh-CN"/>
+              </w:rPr>
+              <w:t>通过</w:t>
+            </w:r>
+            <w:r>
+              <w:rPr>
+                <w:rFonts w:ascii="Times New Roman" w:hAnsi="Times New Roman" w:eastAsia="宋体"/>
+                <w:b w:val="0"/>
+                <w:color w:val="000000"/>
+                <w:sz w:val="21"/>
+              </w:rPr>
+              <w:t xml:space="preserve"> EF </w:t>
+            </w:r>
+            <w:r>
+              <w:rPr>
+                <w:rFonts w:hint="eastAsia"/>
+                <w:b w:val="0"/>
+                <w:color w:val="000000"/>
+                <w:sz w:val="21"/>
+                <w:lang w:eastAsia="zh-CN"/>
+              </w:rPr>
+              <w:t>进行迁移</w:t>
             </w:r>
           </w:p>
         </w:tc>
@@ -2076,7 +2800,26 @@
           <w:color w:val="000000"/>
           <w:sz w:val="24"/>
         </w:rPr>
-        <w:t>厂家给的东西都在仓库根目录 FxSDK C#+Java源码+使用示例/ 里：</w:t>
+        <w:t xml:space="preserve">厂家给的东西都在仓库根目录 FxSDK C#+Java源码+使用示例/ </w:t>
+      </w:r>
+      <w:r>
+        <w:rPr>
+          <w:rFonts w:hint="eastAsia"/>
+          <w:b w:val="0"/>
+          <w:color w:val="000000"/>
+          <w:sz w:val="24"/>
+          <w:lang w:eastAsia="zh-CN"/>
+        </w:rPr>
+        <w:t>中</w:t>
+      </w:r>
+      <w:r>
+        <w:rPr>
+          <w:rFonts w:ascii="Times New Roman" w:hAnsi="Times New Roman" w:eastAsia="宋体"/>
+          <w:b w:val="0"/>
+          <w:color w:val="000000"/>
+          <w:sz w:val="24"/>
+        </w:rPr>
+        <w:t>：</w:t>
       </w:r>
     </w:p>
     <w:tbl>
@@ -2368,7 +3111,7 @@
           <w:color w:val="000000"/>
           <w:sz w:val="24"/>
         </w:rPr>
-        <w:t>• 没走 NuGet——厂家压根没发包，源码直接编进来，打断点也方便；</w:t>
+        <w:t>• 没走 NuGet——厂家没发包，源码直接编进来，打断点也方便；</w:t>
       </w:r>
     </w:p>
     <w:p>
@@ -2383,7 +3126,26 @@
           <w:color w:val="000000"/>
           <w:sz w:val="24"/>
         </w:rPr>
-        <w:t>• 升级 SDK 有个硬规矩：docs/sdk-api-facts.md 必须同步更新，不更新不让合代码。</w:t>
+        <w:t>• 升级 SDK 有个硬规矩：docs/sdk-api-facts.md 必须同步更新，不更新不让</w:t>
+      </w:r>
+      <w:r>
+        <w:rPr>
+          <w:rFonts w:hint="eastAsia"/>
+          <w:b w:val="0"/>
+          <w:color w:val="000000"/>
+          <w:sz w:val="24"/>
+          <w:lang w:eastAsia="zh-CN"/>
+        </w:rPr>
+        <w:t>合并</w:t>
+      </w:r>
+      <w:r>
+        <w:rPr>
+          <w:rFonts w:ascii="Times New Roman" w:hAnsi="Times New Roman" w:eastAsia="宋体"/>
+          <w:b w:val="0"/>
+          <w:color w:val="000000"/>
+          <w:sz w:val="24"/>
+        </w:rPr>
+        <w:t>代码。</w:t>
       </w:r>
     </w:p>
     <w:p>
@@ -3194,7 +3956,83 @@
                 <w:color w:val="000000"/>
                 <w:sz w:val="21"/>
               </w:rPr>
-              <w:t>COM号:波特率,校验位,数据位,停止位</w:t>
+              <w:t>COM</w:t>
+            </w:r>
+            <w:r>
+              <w:rPr>
+                <w:rFonts w:hint="eastAsia"/>
+                <w:b w:val="0"/>
+                <w:color w:val="000000"/>
+                <w:sz w:val="21"/>
+                <w:lang w:eastAsia="zh-CN"/>
+              </w:rPr>
+              <w:t xml:space="preserve"> 号：</w:t>
+            </w:r>
+            <w:r>
+              <w:rPr>
+                <w:rFonts w:ascii="Times New Roman" w:hAnsi="Times New Roman" w:eastAsia="宋体"/>
+                <w:b w:val="0"/>
+                <w:color w:val="000000"/>
+                <w:sz w:val="21"/>
+              </w:rPr>
+              <w:t>波特率</w:t>
+            </w:r>
+            <w:r>
+              <w:rPr>
+                <w:rFonts w:hint="eastAsia"/>
+                <w:b w:val="0"/>
+                <w:color w:val="000000"/>
+                <w:sz w:val="21"/>
+                <w:lang w:eastAsia="zh-CN"/>
+              </w:rPr>
+              <w:t>，</w:t>
+            </w:r>
+            <w:r>
+              <w:rPr>
+                <w:rFonts w:ascii="Times New Roman" w:hAnsi="Times New Roman" w:eastAsia="宋体"/>
+                <w:b w:val="0"/>
+                <w:color w:val="000000"/>
+                <w:sz w:val="21"/>
+              </w:rPr>
+              <w:t>校验位</w:t>
+            </w:r>
+            <w:r>
+              <w:rPr>
+                <w:rFonts w:hint="eastAsia"/>
+                <w:b w:val="0"/>
+                <w:color w:val="000000"/>
+                <w:sz w:val="21"/>
+                <w:lang w:eastAsia="zh-CN"/>
+              </w:rPr>
+              <w:t>，</w:t>
+            </w:r>
+            <w:r>
+              <w:rPr>
+                <w:rFonts w:ascii="Times New Roman" w:hAnsi="Times New Roman" w:eastAsia="宋体"/>
+                <w:b w:val="0"/>
+                <w:color w:val="000000"/>
+                <w:sz w:val="21"/>
+              </w:rPr>
+              <w:t>数据位</w:t>
+            </w:r>
+            <w:r>
+              <w:rPr>
+                <w:rFonts w:hint="eastAsia"/>
+                <w:b w:val="0"/>
+                <w:color w:val="000000"/>
+                <w:sz w:val="21"/>
+                <w:lang w:eastAsia="zh-CN"/>
+              </w:rPr>
+              <w:t>，</w:t>
+            </w:r>
+            <w:r>
+              <w:rPr>
+                <w:rFonts w:ascii="Times New Roman" w:hAnsi="Times New Roman" w:eastAsia="宋体"/>
+                <w:b w:val="0"/>
+                <w:color w:val="000000"/>
+                <w:sz w:val="21"/>
+              </w:rPr>
+              <w:t>停止位</w:t>
             </w:r>
           </w:p>
         </w:tc>
@@ -3272,7 +4110,36 @@
                 <w:color w:val="000000"/>
                 <w:sz w:val="21"/>
               </w:rPr>
-              <w:t>SDK 作为客户端连设备的 IP:端口</w:t>
+              <w:t>SDK 作为客户端</w:t>
+            </w:r>
+            <w:r>
+              <w:rPr>
+                <w:rFonts w:hint="eastAsia"/>
+                <w:b w:val="0"/>
+                <w:color w:val="000000"/>
+                <w:sz w:val="21"/>
+                <w:lang w:eastAsia="zh-CN"/>
+              </w:rPr>
+              <w:t>连接</w:t>
+            </w:r>
+            <w:r>
+              <w:rPr>
+                <w:rFonts w:ascii="Times New Roman" w:hAnsi="Times New Roman" w:eastAsia="宋体"/>
+                <w:b w:val="0"/>
+                <w:color w:val="000000"/>
+                <w:sz w:val="21"/>
+              </w:rPr>
+              <w:t>设备的 IP</w:t>
+            </w:r>
+            <w:r>
+              <w:rPr>
+                <w:rFonts w:hint="eastAsia"/>
+                <w:b w:val="0"/>
+                <w:color w:val="000000"/>
+                <w:sz w:val="21"/>
+                <w:lang w:eastAsia="zh-CN"/>
+              </w:rPr>
+              <w:t>端口。</w:t>
             </w:r>
           </w:p>
         </w:tc>
@@ -3312,7 +4179,36 @@
                 <w:color w:val="000000"/>
                 <w:sz w:val="21"/>
               </w:rPr>
-              <w:t>TCP Server（beta）</w:t>
+              <w:t>TCP Server</w:t>
+            </w:r>
+            <w:r>
+              <w:rPr>
+                <w:rFonts w:hint="eastAsia"/>
+                <w:b w:val="0"/>
+                <w:color w:val="000000"/>
+                <w:sz w:val="21"/>
+                <w:lang w:eastAsia="zh-CN"/>
+              </w:rPr>
+              <w:t>(</w:t>
+            </w:r>
+            <w:r>
+              <w:rPr>
+                <w:rFonts w:ascii="Times New Roman" w:hAnsi="Times New Roman" w:eastAsia="宋体"/>
+                <w:b w:val="0"/>
+                <w:color w:val="000000"/>
+                <w:sz w:val="21"/>
+              </w:rPr>
+              <w:t>beta</w:t>
+            </w:r>
+            <w:r>
+              <w:rPr>
+                <w:rFonts w:hint="eastAsia"/>
+                <w:b w:val="0"/>
+                <w:color w:val="000000"/>
+                <w:sz w:val="21"/>
+                <w:lang w:eastAsia="zh-CN"/>
+              </w:rPr>
+              <w:t>)</w:t>
             </w:r>
           </w:p>
         </w:tc>
@@ -3331,7 +4227,36 @@
                 <w:color w:val="000000"/>
                 <w:sz w:val="21"/>
               </w:rPr>
-              <w:t>"IP:Port,监听端口"</w:t>
+              <w:t>"IP:Port</w:t>
+            </w:r>
+            <w:r>
+              <w:rPr>
+                <w:rFonts w:hint="eastAsia"/>
+                <w:b w:val="0"/>
+                <w:color w:val="000000"/>
+                <w:sz w:val="21"/>
+                <w:lang w:eastAsia="zh-CN"/>
+              </w:rPr>
+              <w:t>，</w:t>
+            </w:r>
+            <w:r>
+              <w:rPr>
+                <w:rFonts w:ascii="Times New Roman" w:hAnsi="Times New Roman" w:eastAsia="宋体"/>
+                <w:b w:val="0"/>
+                <w:color w:val="000000"/>
+                <w:sz w:val="21"/>
+              </w:rPr>
+              <w:t>监听端口</w:t>
+            </w:r>
+            <w:r>
+              <w:rPr>
+                <w:rFonts w:hint="eastAsia"/>
+                <w:b w:val="0"/>
+                <w:color w:val="000000"/>
+                <w:sz w:val="21"/>
+                <w:lang w:eastAsia="zh-CN"/>
+              </w:rPr>
+              <w:t>”</w:t>
             </w:r>
           </w:p>
         </w:tc>
@@ -3372,7 +4297,55 @@
           <w:color w:val="000000"/>
           <w:sz w:val="24"/>
         </w:rPr>
-        <w:t>TransferMode 是传输模式：0 走 LoraMesh 无线中继，1 直连。实验室这台是直连 TCP，192.168.0.7:23，5 月 21 号开始从张备风场的工控机远程连着调。</w:t>
+        <w:t>TransferMode 是传输模式：0 走 LoraMesh 无线中继，1 直连。实验室这台是直连 TCP，192.168.0.7:23，5 月 21 号开始从</w:t>
+      </w:r>
+      <w:r>
+        <w:rPr>
+          <w:rFonts w:hint="eastAsia"/>
+          <w:b w:val="0"/>
+          <w:color w:val="000000"/>
+          <w:sz w:val="24"/>
+          <w:lang w:val="en-US" w:eastAsia="zh-CN"/>
+        </w:rPr>
+        <w:t>实验室</w:t>
+      </w:r>
+      <w:r>
+        <w:rPr>
+          <w:rFonts w:ascii="Times New Roman" w:hAnsi="Times New Roman" w:eastAsia="宋体"/>
+          <w:b w:val="0"/>
+          <w:color w:val="000000"/>
+          <w:sz w:val="24"/>
+        </w:rPr>
+        <w:t>的工控机</w:t>
+      </w:r>
+      <w:r>
+        <w:rPr>
+          <w:rFonts w:hint="eastAsia"/>
+          <w:b w:val="0"/>
+          <w:color w:val="000000"/>
+          <w:sz w:val="24"/>
+          <w:lang w:eastAsia="zh-CN"/>
+        </w:rPr>
+        <w:t>进行</w:t>
+      </w:r>
+      <w:r>
+        <w:rPr>
+          <w:rFonts w:hint="eastAsia"/>
+          <w:b w:val="0"/>
+          <w:color w:val="000000"/>
+          <w:sz w:val="24"/>
+          <w:lang w:val="en-US" w:eastAsia="zh-CN"/>
+        </w:rPr>
+        <w:t>调试</w:t>
+      </w:r>
+      <w:r>
+        <w:rPr>
+          <w:rFonts w:ascii="Times New Roman" w:hAnsi="Times New Roman" w:eastAsia="宋体"/>
+          <w:b w:val="0"/>
+          <w:color w:val="000000"/>
+          <w:sz w:val="24"/>
+        </w:rPr>
+        <w:t>。</w:t>
       </w:r>
     </w:p>
     <w:p>
@@ -4804,12 +5777,31 @@
       </w:pPr>
       <w:r>
         <w:rPr>
+          <w:rFonts w:hint="eastAsia"/>
+          <w:b w:val="0"/>
+          <w:color w:val="FF0000"/>
+          <w:sz w:val="24"/>
+          <w:lang w:val="en-US" w:eastAsia="zh-CN"/>
+        </w:rPr>
+        <w:t>需要注意的地方</w:t>
+      </w:r>
+      <w:r>
+        <w:rPr>
           <w:rFonts w:ascii="Times New Roman" w:hAnsi="Times New Roman" w:eastAsia="宋体"/>
           <w:b w:val="0"/>
-          <w:color w:val="000000"/>
+          <w:color w:val="FF0000"/>
           <w:sz w:val="24"/>
         </w:rPr>
-        <w:t>有个坑说一下：厂家 V1.3.3 文档的示例里写的是 args.Data，1.4.0 已经没有这个属性了，要用 args.Results，以源码为准。</w:t>
+        <w:t>：</w:t>
+      </w:r>
+      <w:r>
+        <w:rPr>
+          <w:rFonts w:ascii="Times New Roman" w:hAnsi="Times New Roman" w:eastAsia="宋体"/>
+          <w:b w:val="0"/>
+          <w:color w:val="000000"/>
+          <w:sz w:val="24"/>
+        </w:rPr>
+        <w:t>厂家 V1.3.3 文档的示例里写的是 args.Data，1.4.0 已经没有这个属性了，要用 args.Results，以源码为准。</w:t>
       </w:r>
     </w:p>
     <w:p>
@@ -4838,7 +5830,26 @@
           <w:color w:val="000000"/>
           <w:sz w:val="24"/>
         </w:rPr>
-        <w:t>实际接真机，EchoTime 为空分两种情况——软件侧一种、设备侧一种，处理也不一样。</w:t>
+        <w:t>实际接真机，EchoTime 为空分两种情况</w:t>
+      </w:r>
+      <w:r>
+        <w:rPr>
+          <w:rFonts w:hint="eastAsia"/>
+          <w:b w:val="0"/>
+          <w:color w:val="000000"/>
+          <w:sz w:val="24"/>
+          <w:lang w:eastAsia="zh-CN"/>
+        </w:rPr>
+        <w:t>：</w:t>
+      </w:r>
+      <w:r>
+        <w:rPr>
+          <w:rFonts w:ascii="Times New Roman" w:hAnsi="Times New Roman" w:eastAsia="宋体"/>
+          <w:b w:val="0"/>
+          <w:color w:val="000000"/>
+          <w:sz w:val="24"/>
+        </w:rPr>
+        <w:t>软件侧一种、设备侧一种，处理也不一样。</w:t>
       </w:r>
     </w:p>
     <w:p>
@@ -4852,7 +5863,64 @@
           <w:color w:val="000000"/>
           <w:sz w:val="24"/>
         </w:rPr>
-        <w:t>软件侧的：SDK 收到波形不是一定会算 EchoTime，要它本地 SessionContext 里有对应 (address, channel) 的 ChannelConfig、而且 ProbeFreq &gt; 0 才进计算。所以接真机要按这个顺序来：</w:t>
+        <w:t>软件侧的：SDK 收到波形</w:t>
+      </w:r>
+      <w:r>
+        <w:rPr>
+          <w:rFonts w:hint="eastAsia"/>
+          <w:b w:val="0"/>
+          <w:color w:val="000000"/>
+          <w:sz w:val="24"/>
+          <w:lang w:eastAsia="zh-CN"/>
+        </w:rPr>
+        <w:t>不</w:t>
+      </w:r>
+      <w:r>
+        <w:rPr>
+          <w:rFonts w:ascii="Times New Roman" w:hAnsi="Times New Roman" w:eastAsia="宋体"/>
+          <w:b w:val="0"/>
+          <w:color w:val="000000"/>
+          <w:sz w:val="24"/>
+        </w:rPr>
+        <w:t>一定会算 EchoTime，要它本地 SessionContext 里有对应 (address, channel) 的 ChannelConfig</w:t>
+      </w:r>
+      <w:r>
+        <w:rPr>
+          <w:rFonts w:hint="eastAsia"/>
+          <w:b w:val="0"/>
+          <w:color w:val="000000"/>
+          <w:sz w:val="24"/>
+          <w:lang w:eastAsia="zh-CN"/>
+        </w:rPr>
+        <w:t>，而且</w:t>
+      </w:r>
+      <w:r>
+        <w:rPr>
+          <w:rFonts w:ascii="Times New Roman" w:hAnsi="Times New Roman" w:eastAsia="宋体"/>
+          <w:b w:val="0"/>
+          <w:color w:val="000000"/>
+          <w:sz w:val="24"/>
+        </w:rPr>
+        <w:t xml:space="preserve"> ProbeFreq &gt; 0 才</w:t>
+      </w:r>
+      <w:r>
+        <w:rPr>
+          <w:rFonts w:hint="eastAsia"/>
+          <w:b w:val="0"/>
+          <w:color w:val="000000"/>
+          <w:sz w:val="24"/>
+          <w:lang w:eastAsia="zh-CN"/>
+        </w:rPr>
+        <w:t>进行</w:t>
+      </w:r>
+      <w:r>
+        <w:rPr>
+          <w:rFonts w:ascii="Times New Roman" w:hAnsi="Times New Roman" w:eastAsia="宋体"/>
+          <w:b w:val="0"/>
+          <w:color w:val="000000"/>
+          <w:sz w:val="24"/>
+        </w:rPr>
+        <w:t>计算。SDK 这边要按这个顺序准备好（系统里已经由适配层在连接的时候自动做了，你不用手工调）：</w:t>
       </w:r>
     </w:p>
     <w:p>
@@ -4867,7 +5935,45 @@
           <w:color w:val="000000"/>
           <w:sz w:val="24"/>
         </w:rPr>
-        <w:t>1. 先 ConfigureDeviceAsync(..., sendCommand:false)，把 DeviceConfig 写进 SDK 本地会话；</w:t>
+        <w:t>1. 先 ConfigureDeviceAsync(</w:t>
+      </w:r>
+      <w:r>
+        <w:rPr>
+          <w:rFonts w:hint="eastAsia"/>
+          <w:b w:val="0"/>
+          <w:color w:val="000000"/>
+          <w:sz w:val="24"/>
+          <w:lang w:eastAsia="zh-CN"/>
+        </w:rPr>
+        <w:t>.</w:t>
+      </w:r>
+      <w:r>
+        <w:rPr>
+          <w:rFonts w:ascii="Times New Roman" w:hAnsi="Times New Roman" w:eastAsia="宋体"/>
+          <w:b w:val="0"/>
+          <w:color w:val="000000"/>
+          <w:sz w:val="24"/>
+        </w:rPr>
+        <w:t xml:space="preserve"> sendCommand:false</w:t>
+      </w:r>
+      <w:r>
+        <w:rPr>
+          <w:rFonts w:hint="eastAsia"/>
+          <w:b w:val="0"/>
+          <w:color w:val="000000"/>
+          <w:sz w:val="24"/>
+          <w:lang w:eastAsia="zh-CN"/>
+        </w:rPr>
+        <w:t>）</w:t>
+      </w:r>
+      <w:r>
+        <w:rPr>
+          <w:rFonts w:ascii="Times New Roman" w:hAnsi="Times New Roman" w:eastAsia="宋体"/>
+          <w:b w:val="0"/>
+          <w:color w:val="000000"/>
+          <w:sz w:val="24"/>
+        </w:rPr>
+        <w:t>，把 DeviceConfig 写进 SDK 本地会话；</w:t>
       </w:r>
     </w:p>
     <w:p>
@@ -4882,7 +5988,45 @@
           <w:color w:val="000000"/>
           <w:sz w:val="24"/>
         </w:rPr>
-        <w:t>2. 再 ConfigureChannelAsync(..., sendCommand:false)，把每个监测通道的 ChannelConfig 也写进去（sendCommand:false 只写本地，不下发设备）；</w:t>
+        <w:t>2. 再 ConfigureChannelAsync(</w:t>
+      </w:r>
+      <w:r>
+        <w:rPr>
+          <w:rFonts w:hint="eastAsia"/>
+          <w:b w:val="0"/>
+          <w:color w:val="000000"/>
+          <w:sz w:val="24"/>
+          <w:lang w:eastAsia="zh-CN"/>
+        </w:rPr>
+        <w:t>.</w:t>
+      </w:r>
+      <w:r>
+        <w:rPr>
+          <w:rFonts w:ascii="Times New Roman" w:hAnsi="Times New Roman" w:eastAsia="宋体"/>
+          <w:b w:val="0"/>
+          <w:color w:val="000000"/>
+          <w:sz w:val="24"/>
+        </w:rPr>
+        <w:t xml:space="preserve"> sendCommand:false</w:t>
+      </w:r>
+      <w:r>
+        <w:rPr>
+          <w:rFonts w:hint="eastAsia"/>
+          <w:b w:val="0"/>
+          <w:color w:val="000000"/>
+          <w:sz w:val="24"/>
+          <w:lang w:eastAsia="zh-CN"/>
+        </w:rPr>
+        <w:t>）</w:t>
+      </w:r>
+      <w:r>
+        <w:rPr>
+          <w:rFonts w:ascii="Times New Roman" w:hAnsi="Times New Roman" w:eastAsia="宋体"/>
+          <w:b w:val="0"/>
+          <w:color w:val="000000"/>
+          <w:sz w:val="24"/>
+        </w:rPr>
+        <w:t>，把每个监测通道的 ChannelConfig 也写进去（sendCommand:false 只写本地，不下发设备）；</w:t>
       </w:r>
     </w:p>
     <w:p>
@@ -4897,7 +6041,32 @@
           <w:color w:val="000000"/>
           <w:sz w:val="24"/>
         </w:rPr>
-        <w:t>3. 最后 SetWorkModeAsync(MultiMeas) 下发工作模式。</w:t>
+        <w:t>3. 最后 SetWorkModeAsync(MultiMeas) 下发工作模式（MultiMeas 是多通道轮询测量）。</w:t>
+      </w:r>
+    </w:p>
+    <w:p>
+      <w:r>
+        <w:t>再说一下：上面的 ConfigureDeviceAsync</w:t>
+      </w:r>
+      <w:r>
+        <w:rPr>
+          <w:rFonts w:hint="eastAsia"/>
+          <w:lang w:eastAsia="zh-CN"/>
+        </w:rPr>
+        <w:t>，还有</w:t>
+      </w:r>
+      <w:r>
+        <w:t>带 sendCommand 的 ConfigureChannelAsync，都是厂家 FxClient（SDK）的方法，不是适配层 IFxConnector 上的（IFxConnector.ConfigureChannelAsync 没有 sendCommand 参数）。这套前置系统里是 FxSdkConnector 连接的时候自己做的（OnSdkConnectedAsync），不</w:t>
+      </w:r>
+      <w:r>
+        <w:rPr>
+          <w:rFonts w:hint="eastAsia"/>
+          <w:lang w:val="en-US" w:eastAsia="zh-CN"/>
+        </w:rPr>
+        <w:t>需要</w:t>
+      </w:r>
+      <w:r>
+        <w:t>手工调——把 Fx:Real:Channels 里每个通道的初始参数配好（见 6.7），上面第 1、2 步就自动写进 SDK 本地会话了。</w:t>
       </w:r>
     </w:p>
     <w:p>
@@ -4911,7 +6080,26 @@
           <w:color w:val="000000"/>
           <w:sz w:val="24"/>
         </w:rPr>
-        <w:t>前两步漏了的话，设备照样上报波形和温度，但 EchoTime 一直是 null，状态码还是 0，看着像正常的，特别难查。现在实验通道（device 1 / channel 9）注进去的配置是：ProbeFreq=2 MHz、Gain=16、MeasMode=0 自动、Threshold=-490、RefTime=32142 ns、RefTemp=16.71 °C。</w:t>
+        <w:t>前两步漏了的话，设备照样上报波形和温度，但 EchoTime 一直是 null，状态码还是 0，看着</w:t>
+      </w:r>
+      <w:r>
+        <w:rPr>
+          <w:rFonts w:hint="eastAsia"/>
+          <w:b w:val="0"/>
+          <w:color w:val="000000"/>
+          <w:sz w:val="24"/>
+          <w:lang w:val="en-US" w:eastAsia="zh-CN"/>
+        </w:rPr>
+        <w:t>是正常的，但是没有正常的数据</w:t>
+      </w:r>
+      <w:r>
+        <w:rPr>
+          <w:rFonts w:ascii="Times New Roman" w:hAnsi="Times New Roman" w:eastAsia="宋体"/>
+          <w:b w:val="0"/>
+          <w:color w:val="000000"/>
+          <w:sz w:val="24"/>
+        </w:rPr>
+        <w:t>。现在实验通道（device 1 / channel 9）注进去的配置是：ProbeFreq=2 MHz、Gain=16、MeasMode=0 自动、Threshold=-490、RefTime=32142 ns、RefTemp=16.71 °C。</w:t>
       </w:r>
     </w:p>
     <w:p>
@@ -4925,7 +6113,26 @@
           <w:color w:val="000000"/>
           <w:sz w:val="24"/>
         </w:rPr>
-        <w:t>设备侧的：设备板载算法拿出厂基线（RefTime/RefTemp）做波形匹配，环境温度离 RefTemp 太远，设备端就不出值。5 月 21 号调试碰到的就是这个：当时室温 23.30~23.42 °C，出厂 RefTemp 是 16.71 °C，差了 6.7 °C，EchoTime 通过率只有 4% 左右（20,947 条里非空 840 条），出来的值都在 32236.64~32244.24 ns，比 RefTime 偏了 100 ns 上下。先读 LEchoWave 确认波形没问题（500 个采样点，主回波峰峰值 900 LSB 左右，噪声基底 ±30 LSB，信噪比 30 dB 以上），探头、耦合、线都正常，那就只剩基线偏了这一个解释。</w:t>
+        <w:t>设备侧的：设备板载算法拿出厂基线（RefTime/RefTemp）做波形匹配，环境温度离 RefTemp 太远，设备端就不出值。5 月 21 号调试碰到的就是</w:t>
+      </w:r>
+      <w:r>
+        <w:rPr>
+          <w:rFonts w:hint="eastAsia"/>
+          <w:b w:val="0"/>
+          <w:color w:val="000000"/>
+          <w:sz w:val="24"/>
+          <w:lang w:eastAsia="zh-CN"/>
+        </w:rPr>
+        <w:t>这种情况</w:t>
+      </w:r>
+      <w:r>
+        <w:rPr>
+          <w:rFonts w:ascii="Times New Roman" w:hAnsi="Times New Roman" w:eastAsia="宋体"/>
+          <w:b w:val="0"/>
+          <w:color w:val="000000"/>
+          <w:sz w:val="24"/>
+        </w:rPr>
+        <w:t>：当时室温 23.30~23.42°C，出厂 RefTemp 是 16.71°C，差了 6.7°C，EchoTime 通过率只有 4% 左右（20,947 条里非空 840 条），出来的值都在 32236.64~32244.24 ns，比 RefTime 偏了 100 ns 上下。先读 LEchoWave 确认波形没问题（500 个采样点，主回波峰峰值 900 LSB 左右，噪声基底 ±30 LSB，信噪比 30 dB 以上），探头、耦合、线都正常，那就只剩基线偏了这一个解释。</w:t>
       </w:r>
     </w:p>
     <w:p>
@@ -4939,7 +6146,26 @@
           <w:color w:val="000000"/>
           <w:sz w:val="24"/>
         </w:rPr>
-        <w:t>处理就是在线重标定：调 POST /api/devices/1/channels/9/recalibrate，把当前实测的 TOF 和温度写成新的 RefTime/RefTemp。注意两点：SDK 协议要求 MeasMode + Threshold + RefTime + RefTemp + LEchoWave 这五样整组一起下发（MultiChIotProtocolHandler.cs 里写死的）；重标定之前螺栓必须在已知预紧状态，不然基线没意义。重标定之后第二天（5 月 22 号）做力矩台阶实验，全程 EchoTime 接受率 100%，单点标准差 0.99~1.45 ns，这个问题算是解决了。</w:t>
+        <w:t>处理就是在线重标定：调 POST /api/devices/1/channels/9/recalibrate，把当前实测的 TOF 和温度写成新的 RefTime/RefTemp。注意两点：SDK 协议要求 MeasMode + Threshold + RefTime + RefTemp + LEchoWave 这五样整组一起下发（MultiChIotProtocolHandler.cs 里写死的）；重标定之前螺栓必须在已知预紧状态，不然基线没意义。重标定之后第二天（5 月 22 号）做力矩台阶实验，全程 EchoTime 接</w:t>
+      </w:r>
+      <w:r>
+        <w:rPr>
+          <w:rFonts w:hint="eastAsia"/>
+          <w:b w:val="0"/>
+          <w:color w:val="000000"/>
+          <w:sz w:val="24"/>
+          <w:lang w:eastAsia="zh-CN"/>
+        </w:rPr>
+        <w:t>收率</w:t>
+      </w:r>
+      <w:r>
+        <w:rPr>
+          <w:rFonts w:ascii="Times New Roman" w:hAnsi="Times New Roman" w:eastAsia="宋体"/>
+          <w:b w:val="0"/>
+          <w:color w:val="000000"/>
+          <w:sz w:val="24"/>
+        </w:rPr>
+        <w:t xml:space="preserve"> 100%，单点标准差 0.99~1.45 ns，这个问题算是解决了。</w:t>
       </w:r>
     </w:p>
     <w:p>
@@ -5043,7 +6269,17 @@
           <w:color w:val="000000"/>
           <w:sz w:val="19"/>
         </w:rPr>
-        <w:t>FxSdkConnector（src/BoltPreload.Fx/）</w:t>
+        <w:t>FxSdkConnector（src/BoltPreload.Fx</w:t>
+      </w:r>
+      <w:r>
+        <w:rPr>
+          <w:rFonts w:hint="eastAsia" w:ascii="Courier New" w:hAnsi="Courier New" w:eastAsia="宋体"/>
+          <w:b w:val="0"/>
+          <w:color w:val="000000"/>
+          <w:sz w:val="19"/>
+          <w:lang w:eastAsia="zh-CN"/>
+        </w:rPr>
+        <w:t>）</w:t>
       </w:r>
       <w:r>
         <w:rPr>
@@ -5133,7 +6369,7 @@
           <w:color w:val="000000"/>
           <w:sz w:val="19"/>
         </w:rPr>
-        <w:t xml:space="preserve">   ├──&gt; measurements 时序表落库，波形文件写 data/waves/</w:t>
+        <w:t xml:space="preserve">   ├── measurements 时序表落库，波形文件写 data/waves/</w:t>
       </w:r>
       <w:r>
         <w:rPr>
@@ -5151,7 +6387,7 @@
           <w:color w:val="000000"/>
           <w:sz w:val="19"/>
         </w:rPr>
-        <w:t xml:space="preserve">   ├──&gt; 报警引擎判定 → alarms 表</w:t>
+        <w:t xml:space="preserve">   ├── 报警引擎判定 → alarms 表</w:t>
       </w:r>
       <w:r>
         <w:rPr>
@@ -5169,7 +6405,7 @@
           <w:color w:val="000000"/>
           <w:sz w:val="19"/>
         </w:rPr>
-        <w:t xml:space="preserve">   └──&gt; SignalR 推送前端</w:t>
+        <w:t xml:space="preserve">   └── SignalR 推送前端</w:t>
       </w:r>
     </w:p>
     <w:p>
@@ -5198,7 +6434,159 @@
           <w:color w:val="000000"/>
           <w:sz w:val="24"/>
         </w:rPr>
-        <w:t>• 业务代码不直接碰厂家 SDK，设备操作都走 BoltPreload.Fx.IFxConnector 这个接口。真机是 FxSdkConnector，开发测试用 SimulatedFxConnector（进程内模拟器），配置 Fx:Mode 填 Simulated 还是 Real 来切，业务代码一行不用动；</w:t>
+        <w:t>• 业务代码不直接</w:t>
+      </w:r>
+      <w:r>
+        <w:rPr>
+          <w:rFonts w:hint="eastAsia"/>
+          <w:b w:val="0"/>
+          <w:color w:val="000000"/>
+          <w:sz w:val="24"/>
+          <w:lang w:eastAsia="zh-CN"/>
+        </w:rPr>
+        <w:t>调用</w:t>
+      </w:r>
+      <w:r>
+        <w:rPr>
+          <w:rFonts w:ascii="Times New Roman" w:hAnsi="Times New Roman" w:eastAsia="宋体"/>
+          <w:b w:val="0"/>
+          <w:color w:val="000000"/>
+          <w:sz w:val="24"/>
+        </w:rPr>
+        <w:t>厂家 SDK，设备操作都走 BoltPreload.Fx.IFxConnector 这个接口。真机</w:t>
+      </w:r>
+      <w:r>
+        <w:rPr>
+          <w:rFonts w:hint="eastAsia"/>
+          <w:b w:val="0"/>
+          <w:color w:val="000000"/>
+          <w:sz w:val="24"/>
+          <w:lang w:eastAsia="zh-CN"/>
+        </w:rPr>
+        <w:t>对应</w:t>
+      </w:r>
+      <w:r>
+        <w:rPr>
+          <w:rFonts w:ascii="Times New Roman" w:hAnsi="Times New Roman" w:eastAsia="宋体"/>
+          <w:b w:val="0"/>
+          <w:color w:val="000000"/>
+          <w:sz w:val="24"/>
+        </w:rPr>
+        <w:t xml:space="preserve"> FxSdkConnector，开发测试</w:t>
+      </w:r>
+      <w:r>
+        <w:rPr>
+          <w:rFonts w:hint="eastAsia"/>
+          <w:b w:val="0"/>
+          <w:color w:val="000000"/>
+          <w:sz w:val="24"/>
+          <w:lang w:eastAsia="zh-CN"/>
+        </w:rPr>
+        <w:t>使用</w:t>
+      </w:r>
+      <w:r>
+        <w:rPr>
+          <w:rFonts w:ascii="Times New Roman" w:hAnsi="Times New Roman" w:eastAsia="宋体"/>
+          <w:b w:val="0"/>
+          <w:color w:val="000000"/>
+          <w:sz w:val="24"/>
+        </w:rPr>
+        <w:t xml:space="preserve"> SimulatedFxConnector（进程内模拟器），</w:t>
+      </w:r>
+      <w:r>
+        <w:rPr>
+          <w:rFonts w:hint="eastAsia"/>
+          <w:b w:val="0"/>
+          <w:color w:val="000000"/>
+          <w:sz w:val="24"/>
+          <w:lang w:eastAsia="zh-CN"/>
+        </w:rPr>
+        <w:t>通过配置</w:t>
+      </w:r>
+      <w:r>
+        <w:rPr>
+          <w:rFonts w:ascii="Times New Roman" w:hAnsi="Times New Roman" w:eastAsia="宋体"/>
+          <w:b w:val="0"/>
+          <w:color w:val="000000"/>
+          <w:sz w:val="24"/>
+        </w:rPr>
+        <w:t xml:space="preserve"> Fx:Mode </w:t>
+      </w:r>
+      <w:r>
+        <w:rPr>
+          <w:rFonts w:hint="eastAsia"/>
+          <w:b w:val="0"/>
+          <w:color w:val="000000"/>
+          <w:sz w:val="24"/>
+          <w:lang w:eastAsia="zh-CN"/>
+        </w:rPr>
+        <w:t>为</w:t>
+      </w:r>
+      <w:r>
+        <w:rPr>
+          <w:rFonts w:ascii="Times New Roman" w:hAnsi="Times New Roman" w:eastAsia="宋体"/>
+          <w:b w:val="0"/>
+          <w:color w:val="000000"/>
+          <w:sz w:val="24"/>
+        </w:rPr>
+        <w:t xml:space="preserve"> Simulated（模拟器模式）</w:t>
+      </w:r>
+      <w:r>
+        <w:rPr>
+          <w:rFonts w:hint="eastAsia"/>
+          <w:b w:val="0"/>
+          <w:color w:val="000000"/>
+          <w:sz w:val="24"/>
+          <w:lang w:eastAsia="zh-CN"/>
+        </w:rPr>
+        <w:t>或</w:t>
+      </w:r>
+      <w:r>
+        <w:rPr>
+          <w:rFonts w:ascii="Times New Roman" w:hAnsi="Times New Roman" w:eastAsia="宋体"/>
+          <w:b w:val="0"/>
+          <w:color w:val="000000"/>
+          <w:sz w:val="24"/>
+        </w:rPr>
+        <w:t xml:space="preserve"> Real（真机模式）来</w:t>
+      </w:r>
+      <w:r>
+        <w:rPr>
+          <w:rFonts w:hint="eastAsia"/>
+          <w:b w:val="0"/>
+          <w:color w:val="000000"/>
+          <w:sz w:val="24"/>
+          <w:lang w:eastAsia="zh-CN"/>
+        </w:rPr>
+        <w:t>切换</w:t>
+      </w:r>
+      <w:r>
+        <w:rPr>
+          <w:rFonts w:ascii="Times New Roman" w:hAnsi="Times New Roman" w:eastAsia="宋体"/>
+          <w:b w:val="0"/>
+          <w:color w:val="000000"/>
+          <w:sz w:val="24"/>
+        </w:rPr>
+        <w:t>，业务代码</w:t>
+      </w:r>
+      <w:r>
+        <w:rPr>
+          <w:rFonts w:hint="eastAsia"/>
+          <w:b w:val="0"/>
+          <w:color w:val="000000"/>
+          <w:sz w:val="24"/>
+          <w:lang w:eastAsia="zh-CN"/>
+        </w:rPr>
+        <w:t>无需改动</w:t>
+      </w:r>
+      <w:r>
+        <w:rPr>
+          <w:rFonts w:ascii="Times New Roman" w:hAnsi="Times New Roman" w:eastAsia="宋体"/>
+          <w:b w:val="0"/>
+          <w:color w:val="000000"/>
+          <w:sz w:val="24"/>
+        </w:rPr>
+        <w:t>；</w:t>
       </w:r>
     </w:p>
     <w:p>
@@ -5213,7 +6601,112 @@
           <w:color w:val="000000"/>
           <w:sz w:val="24"/>
         </w:rPr>
-        <w:t>• 数据库挂了数据不丢：测量先落本地 WAL（data/wal/），库恢复之后 WalReplayService 自动重放补写；</w:t>
+        <w:t>• 数据库</w:t>
+      </w:r>
+      <w:r>
+        <w:rPr>
+          <w:rFonts w:hint="eastAsia"/>
+          <w:b w:val="0"/>
+          <w:color w:val="000000"/>
+          <w:sz w:val="24"/>
+          <w:lang w:eastAsia="zh-CN"/>
+        </w:rPr>
+        <w:t>宕机</w:t>
+      </w:r>
+      <w:r>
+        <w:rPr>
+          <w:rFonts w:ascii="Times New Roman" w:hAnsi="Times New Roman" w:eastAsia="宋体"/>
+          <w:b w:val="0"/>
+          <w:color w:val="000000"/>
+          <w:sz w:val="24"/>
+        </w:rPr>
+        <w:t>数据不</w:t>
+      </w:r>
+      <w:r>
+        <w:rPr>
+          <w:rFonts w:hint="eastAsia"/>
+          <w:b w:val="0"/>
+          <w:color w:val="000000"/>
+          <w:sz w:val="24"/>
+          <w:lang w:eastAsia="zh-CN"/>
+        </w:rPr>
+        <w:t>丢失</w:t>
+      </w:r>
+      <w:r>
+        <w:rPr>
+          <w:rFonts w:ascii="Times New Roman" w:hAnsi="Times New Roman" w:eastAsia="宋体"/>
+          <w:b w:val="0"/>
+          <w:color w:val="000000"/>
+          <w:sz w:val="24"/>
+        </w:rPr>
+        <w:t>：测量先落本地 WAL（预写日志，data/wal</w:t>
+      </w:r>
+      <w:r>
+        <w:rPr>
+          <w:rFonts w:hint="eastAsia"/>
+          <w:b w:val="0"/>
+          <w:color w:val="000000"/>
+          <w:sz w:val="24"/>
+          <w:lang w:eastAsia="zh-CN"/>
+        </w:rPr>
+        <w:t>）</w:t>
+      </w:r>
+      <w:r>
+        <w:rPr>
+          <w:rFonts w:ascii="Times New Roman" w:hAnsi="Times New Roman" w:eastAsia="宋体"/>
+          <w:b w:val="0"/>
+          <w:color w:val="000000"/>
+          <w:sz w:val="24"/>
+        </w:rPr>
+        <w:t>，</w:t>
+      </w:r>
+      <w:r>
+        <w:rPr>
+          <w:rFonts w:hint="eastAsia"/>
+          <w:b w:val="0"/>
+          <w:color w:val="000000"/>
+          <w:sz w:val="24"/>
+          <w:lang w:eastAsia="zh-CN"/>
+        </w:rPr>
+        <w:t>数据库</w:t>
+      </w:r>
+      <w:r>
+        <w:rPr>
+          <w:rFonts w:ascii="Times New Roman" w:hAnsi="Times New Roman" w:eastAsia="宋体"/>
+          <w:b w:val="0"/>
+          <w:color w:val="000000"/>
+          <w:sz w:val="24"/>
+        </w:rPr>
+        <w:t>恢复</w:t>
+      </w:r>
+      <w:r>
+        <w:rPr>
+          <w:rFonts w:hint="eastAsia"/>
+          <w:b w:val="0"/>
+          <w:color w:val="000000"/>
+          <w:sz w:val="24"/>
+          <w:lang w:eastAsia="zh-CN"/>
+        </w:rPr>
+        <w:t>后</w:t>
+      </w:r>
+      <w:r>
+        <w:rPr>
+          <w:rFonts w:ascii="Times New Roman" w:hAnsi="Times New Roman" w:eastAsia="宋体"/>
+          <w:b w:val="0"/>
+          <w:color w:val="000000"/>
+          <w:sz w:val="24"/>
+        </w:rPr>
+        <w:t xml:space="preserve"> WalReplayService 自动重放补写</w:t>
+      </w:r>
+      <w:r>
+        <w:rPr>
+          <w:rFonts w:hint="eastAsia"/>
+          <w:b w:val="0"/>
+          <w:color w:val="000000"/>
+          <w:sz w:val="24"/>
+          <w:lang w:eastAsia="zh-CN"/>
+        </w:rPr>
+        <w:t>。</w:t>
       </w:r>
     </w:p>
     <w:p>
@@ -5228,7 +6721,64 @@
           <w:color w:val="000000"/>
           <w:sz w:val="24"/>
         </w:rPr>
-        <w:t>• 断线看门狗：60 秒收不到数据自动重连，重新下发工作模式。真机上验证过，设备被误切到 Standby 之后能自己恢复 MultiMeas。</w:t>
+        <w:t>• 断线看门狗：60 秒</w:t>
+      </w:r>
+      <w:r>
+        <w:rPr>
+          <w:rFonts w:hint="eastAsia"/>
+          <w:b w:val="0"/>
+          <w:color w:val="000000"/>
+          <w:sz w:val="24"/>
+          <w:lang w:eastAsia="zh-CN"/>
+        </w:rPr>
+        <w:t>内收不到</w:t>
+      </w:r>
+      <w:r>
+        <w:rPr>
+          <w:rFonts w:ascii="Times New Roman" w:hAnsi="Times New Roman" w:eastAsia="宋体"/>
+          <w:b w:val="0"/>
+          <w:color w:val="000000"/>
+          <w:sz w:val="24"/>
+        </w:rPr>
+        <w:t>数据自动重连，重新下发工作模式（代码在采集层 IngestionWatchdogService 里）。真机上验证过，设备被误切到 Standby（待机）</w:t>
+      </w:r>
+      <w:r>
+        <w:rPr>
+          <w:rFonts w:hint="eastAsia"/>
+          <w:b w:val="0"/>
+          <w:color w:val="000000"/>
+          <w:sz w:val="24"/>
+          <w:lang w:eastAsia="zh-CN"/>
+        </w:rPr>
+        <w:t>后</w:t>
+      </w:r>
+      <w:r>
+        <w:rPr>
+          <w:rFonts w:ascii="Times New Roman" w:hAnsi="Times New Roman" w:eastAsia="宋体"/>
+          <w:b w:val="0"/>
+          <w:color w:val="000000"/>
+          <w:sz w:val="24"/>
+        </w:rPr>
+        <w:t>能</w:t>
+      </w:r>
+      <w:r>
+        <w:rPr>
+          <w:rFonts w:hint="eastAsia"/>
+          <w:b w:val="0"/>
+          <w:color w:val="000000"/>
+          <w:sz w:val="24"/>
+          <w:lang w:eastAsia="zh-CN"/>
+        </w:rPr>
+        <w:t>自动</w:t>
+      </w:r>
+      <w:r>
+        <w:rPr>
+          <w:rFonts w:ascii="Times New Roman" w:hAnsi="Times New Roman" w:eastAsia="宋体"/>
+          <w:b w:val="0"/>
+          <w:color w:val="000000"/>
+          <w:sz w:val="24"/>
+        </w:rPr>
+        <w:t>恢复 MultiMeas（多通道轮询测量）。</w:t>
       </w:r>
     </w:p>
     <w:p>
@@ -5257,7 +6807,36 @@
           <w:color w:val="000000"/>
           <w:sz w:val="24"/>
         </w:rPr>
-        <w:t>前后端就两条通道：</w:t>
+        <w:t>前后端</w:t>
+      </w:r>
+      <w:r>
+        <w:rPr>
+          <w:rFonts w:hint="eastAsia"/>
+          <w:b w:val="0"/>
+          <w:color w:val="000000"/>
+          <w:sz w:val="24"/>
+          <w:lang w:eastAsia="zh-CN"/>
+        </w:rPr>
+        <w:t>仅通过</w:t>
+      </w:r>
+      <w:r>
+        <w:rPr>
+          <w:rFonts w:ascii="Times New Roman" w:hAnsi="Times New Roman" w:eastAsia="宋体"/>
+          <w:b w:val="0"/>
+          <w:color w:val="000000"/>
+          <w:sz w:val="24"/>
+        </w:rPr>
+        <w:t>两条通道</w:t>
+      </w:r>
+      <w:r>
+        <w:rPr>
+          <w:rFonts w:hint="eastAsia"/>
+          <w:b w:val="0"/>
+          <w:color w:val="000000"/>
+          <w:sz w:val="24"/>
+          <w:lang w:eastAsia="zh-CN"/>
+        </w:rPr>
+        <w:t>进行通信：</w:t>
       </w:r>
     </w:p>
     <w:tbl>
@@ -5442,7 +7021,7 @@
                 <w:color w:val="000000"/>
                 <w:sz w:val="21"/>
               </w:rPr>
-              <w:t>增删改查和操作命令；JWT 认证，POST /api/auth/login 拿 token，之后带 Bearer 头</w:t>
+              <w:t>增删改查和操作命令；JWT（JSON Web Token）认证，POST /api/auth/login 拿 token，之后带 Bearer 头</w:t>
             </w:r>
           </w:p>
         </w:tc>
@@ -5482,7 +7061,36 @@
                 <w:color w:val="000000"/>
                 <w:sz w:val="21"/>
               </w:rPr>
-              <w:t>SignalR（WebSocket）</w:t>
+              <w:t>SignalR</w:t>
+            </w:r>
+            <w:r>
+              <w:rPr>
+                <w:rFonts w:hint="eastAsia"/>
+                <w:b w:val="0"/>
+                <w:color w:val="000000"/>
+                <w:sz w:val="21"/>
+                <w:lang w:eastAsia="zh-CN"/>
+              </w:rPr>
+              <w:t>(</w:t>
+            </w:r>
+            <w:r>
+              <w:rPr>
+                <w:rFonts w:ascii="Times New Roman" w:hAnsi="Times New Roman" w:eastAsia="宋体"/>
+                <w:b w:val="0"/>
+                <w:color w:val="000000"/>
+                <w:sz w:val="21"/>
+              </w:rPr>
+              <w:t>WebSocket</w:t>
+            </w:r>
+            <w:r>
+              <w:rPr>
+                <w:rFonts w:hint="eastAsia"/>
+                <w:b w:val="0"/>
+                <w:color w:val="000000"/>
+                <w:sz w:val="21"/>
+                <w:lang w:eastAsia="zh-CN"/>
+              </w:rPr>
+              <w:t>)</w:t>
             </w:r>
           </w:p>
         </w:tc>
@@ -5537,12 +7145,79 @@
       </w:pPr>
       <w:r>
         <w:rPr>
+          <w:rFonts w:hint="eastAsia"/>
+          <w:b w:val="0"/>
+          <w:color w:val="000000"/>
+          <w:sz w:val="24"/>
+          <w:lang w:eastAsia="zh-CN"/>
+        </w:rPr>
+        <w:t>除</w:t>
+      </w:r>
+      <w:r>
+        <w:rPr>
           <w:rFonts w:ascii="Times New Roman" w:hAnsi="Times New Roman" w:eastAsia="宋体"/>
           <w:b w:val="0"/>
           <w:color w:val="000000"/>
           <w:sz w:val="24"/>
         </w:rPr>
-        <w:t>除了 /api/health 和 license 状态接口，其他接口都要登录。</w:t>
+        <w:t xml:space="preserve"> /api/health、登录接口 /api/auth/login、整个 /api/license/*（机器码也算）</w:t>
+      </w:r>
+      <w:r>
+        <w:rPr>
+          <w:rFonts w:hint="eastAsia"/>
+          <w:b w:val="0"/>
+          <w:color w:val="000000"/>
+          <w:sz w:val="24"/>
+          <w:lang w:eastAsia="zh-CN"/>
+        </w:rPr>
+        <w:t>以及</w:t>
+      </w:r>
+      <w:r>
+        <w:rPr>
+          <w:rFonts w:ascii="Times New Roman" w:hAnsi="Times New Roman" w:eastAsia="宋体"/>
+          <w:b w:val="0"/>
+          <w:color w:val="000000"/>
+          <w:sz w:val="24"/>
+        </w:rPr>
+        <w:t>开发环境的 /swagger 和静态页面</w:t>
+      </w:r>
+      <w:r>
+        <w:rPr>
+          <w:rFonts w:hint="eastAsia"/>
+          <w:b w:val="0"/>
+          <w:color w:val="000000"/>
+          <w:sz w:val="24"/>
+          <w:lang w:eastAsia="zh-CN"/>
+        </w:rPr>
+        <w:t>外，</w:t>
+      </w:r>
+      <w:r>
+        <w:rPr>
+          <w:rFonts w:ascii="Times New Roman" w:hAnsi="Times New Roman" w:eastAsia="宋体"/>
+          <w:b w:val="0"/>
+          <w:color w:val="000000"/>
+          <w:sz w:val="24"/>
+        </w:rPr>
+        <w:t>其他接口都</w:t>
+      </w:r>
+      <w:r>
+        <w:rPr>
+          <w:rFonts w:hint="eastAsia"/>
+          <w:b w:val="0"/>
+          <w:color w:val="000000"/>
+          <w:sz w:val="24"/>
+          <w:lang w:eastAsia="zh-CN"/>
+        </w:rPr>
+        <w:t>需要</w:t>
+      </w:r>
+      <w:r>
+        <w:rPr>
+          <w:rFonts w:ascii="Times New Roman" w:hAnsi="Times New Roman" w:eastAsia="宋体"/>
+          <w:b w:val="0"/>
+          <w:color w:val="000000"/>
+          <w:sz w:val="24"/>
+        </w:rPr>
+        <w:t>登录。</w:t>
       </w:r>
     </w:p>
     <w:p>
@@ -5763,7 +7438,26 @@
           <w:color w:val="000000"/>
           <w:sz w:val="24"/>
         </w:rPr>
-        <w:t>开发的时候前端 Vite 跑 5173，/api 和 /hubs 都代理到后端 5085（web/vite.config.ts 里配好了），不用管跨域，也避免端口冲突。</w:t>
+        <w:t>开发的时候前端 Vite 跑 5173</w:t>
+      </w:r>
+      <w:r>
+        <w:rPr>
+          <w:rFonts w:hint="eastAsia"/>
+          <w:b w:val="0"/>
+          <w:color w:val="000000"/>
+          <w:sz w:val="24"/>
+          <w:lang w:eastAsia="zh-CN"/>
+        </w:rPr>
+        <w:t>，</w:t>
+      </w:r>
+      <w:r>
+        <w:rPr>
+          <w:rFonts w:ascii="Times New Roman" w:hAnsi="Times New Roman" w:eastAsia="宋体"/>
+          <w:b w:val="0"/>
+          <w:color w:val="000000"/>
+          <w:sz w:val="24"/>
+        </w:rPr>
+        <w:t>api 和 /hubs 都代理到后端 5085（web/vite.config.ts 里配好了），不用管跨域，也避免端口冲突。</w:t>
       </w:r>
     </w:p>
     <w:p>
@@ -5807,7 +7501,74 @@
           <w:color w:val="000000"/>
           <w:sz w:val="24"/>
         </w:rPr>
-        <w:t>完整的接口文档看 Swagger 就行：http://localhost:5085/swagger（dev.sh 起的）或者 http://localhost:5000/swagger（dotnet run 默认）。下面是分组，代码都在 src/BoltPreload.Api/Endpoints/：</w:t>
+        <w:t>完整的接口文档看 Swagger 就行：http://localhost:5085/swagger（</w:t>
+      </w:r>
+      <w:r>
+        <w:rPr>
+          <w:rFonts w:hint="eastAsia"/>
+          <w:b w:val="0"/>
+          <w:color w:val="000000"/>
+          <w:sz w:val="24"/>
+          <w:lang w:eastAsia="zh-CN"/>
+        </w:rPr>
+        <w:t>由 dev</w:t>
+      </w:r>
+      <w:r>
+        <w:rPr>
+          <w:rFonts w:ascii="Times New Roman" w:hAnsi="Times New Roman" w:eastAsia="宋体"/>
+          <w:b w:val="0"/>
+          <w:color w:val="000000"/>
+          <w:sz w:val="24"/>
+        </w:rPr>
+        <w:t xml:space="preserve">.sh </w:t>
+      </w:r>
+      <w:r>
+        <w:rPr>
+          <w:rFonts w:hint="eastAsia"/>
+          <w:b w:val="0"/>
+          <w:color w:val="000000"/>
+          <w:sz w:val="24"/>
+          <w:lang w:eastAsia="zh-CN"/>
+        </w:rPr>
+        <w:t>启动</w:t>
+      </w:r>
+      <w:r>
+        <w:rPr>
+          <w:rFonts w:ascii="Times New Roman" w:hAnsi="Times New Roman" w:eastAsia="宋体"/>
+          <w:b w:val="0"/>
+          <w:color w:val="000000"/>
+          <w:sz w:val="24"/>
+        </w:rPr>
+        <w:t>）或者 http://localhost:5000/swagger（dotnet run 默认）。下面是主要的几组（不是全部，全的看 Swagger；代码里还有 /api/runtime/devices</w:t>
+      </w:r>
+      <w:r>
+        <w:rPr>
+          <w:rFonts w:hint="eastAsia"/>
+          <w:b w:val="0"/>
+          <w:color w:val="000000"/>
+          <w:sz w:val="24"/>
+          <w:lang w:eastAsia="zh-CN"/>
+        </w:rPr>
+        <w:t>、</w:t>
+      </w:r>
+      <w:r>
+        <w:rPr>
+          <w:rFonts w:ascii="Times New Roman" w:hAnsi="Times New Roman" w:eastAsia="宋体"/>
+          <w:b w:val="0"/>
+          <w:color w:val="000000"/>
+          <w:sz w:val="24"/>
+        </w:rPr>
+        <w:t>api/devices/{id}/parameters 这些），代码都在 src/BoltPreload.Api/Endpoints</w:t>
+      </w:r>
+      <w:r>
+        <w:rPr>
+          <w:rFonts w:hint="eastAsia"/>
+          <w:b w:val="0"/>
+          <w:color w:val="000000"/>
+          <w:sz w:val="24"/>
+          <w:lang w:eastAsia="zh-CN"/>
+        </w:rPr>
+        <w:t>/</w:t>
       </w:r>
     </w:p>
     <w:tbl>
@@ -6287,7 +8048,17 @@
                 <w:color w:val="000000"/>
                 <w:sz w:val="21"/>
               </w:rPr>
-              <w:t>/api/channels/{id}/...</w:t>
+              <w:t>/api/channels/{id}</w:t>
+            </w:r>
+            <w:r>
+              <w:rPr>
+                <w:rFonts w:hint="eastAsia"/>
+                <w:b w:val="0"/>
+                <w:color w:val="000000"/>
+                <w:sz w:val="21"/>
+                <w:lang w:eastAsia="zh-CN"/>
+              </w:rPr>
+              <w:t>/</w:t>
             </w:r>
           </w:p>
         </w:tc>
@@ -6903,7 +8674,7 @@
                 <w:color w:val="000000"/>
                 <w:sz w:val="21"/>
               </w:rPr>
-              <w:t>Results</w:t>
+              <w:t>State</w:t>
             </w:r>
           </w:p>
         </w:tc>
@@ -6922,7 +8693,7 @@
                 <w:color w:val="000000"/>
                 <w:sz w:val="21"/>
               </w:rPr>
-              <w:t>解码结果流（ChannelReader&lt;FxDecodedEnvelope&gt;），下游 await foreach 消费</w:t>
+              <w:t>连接状态（FxConnectorState），断线重连、健康检查会看它</w:t>
             </w:r>
           </w:p>
         </w:tc>
@@ -6943,7 +8714,7 @@
                 <w:color w:val="000000"/>
                 <w:sz w:val="21"/>
               </w:rPr>
-              <w:t>ConnectAsync / DisconnectAsync / ReconnectAsync</w:t>
+              <w:t>DeviceId</w:t>
             </w:r>
           </w:p>
         </w:tc>
@@ -6962,7 +8733,7 @@
                 <w:color w:val="000000"/>
                 <w:sz w:val="21"/>
               </w:rPr>
-              <w:t>连接管理，重连保证 Results 不断流</w:t>
+              <w:t>当前设备号（long）</w:t>
             </w:r>
           </w:p>
         </w:tc>
@@ -6983,7 +8754,7 @@
                 <w:color w:val="000000"/>
                 <w:sz w:val="21"/>
               </w:rPr>
-              <w:t>SetWorkModeAsync</w:t>
+              <w:t>Results</w:t>
             </w:r>
           </w:p>
         </w:tc>
@@ -7002,7 +8773,26 @@
                 <w:color w:val="000000"/>
                 <w:sz w:val="21"/>
               </w:rPr>
-              <w:t>切工作模式</w:t>
+              <w:t>解码结果流（ChannelReader&lt;FxDecodedEnvelope</w:t>
+            </w:r>
+            <w:r>
+              <w:rPr>
+                <w:rFonts w:hint="eastAsia"/>
+                <w:b w:val="0"/>
+                <w:color w:val="000000"/>
+                <w:sz w:val="21"/>
+                <w:lang w:eastAsia="zh-CN"/>
+              </w:rPr>
+              <w:t>）</w:t>
+            </w:r>
+            <w:r>
+              <w:rPr>
+                <w:rFonts w:ascii="Times New Roman" w:hAnsi="Times New Roman" w:eastAsia="宋体"/>
+                <w:b w:val="0"/>
+                <w:color w:val="000000"/>
+                <w:sz w:val="21"/>
+              </w:rPr>
+              <w:t>，下游 await foreach 消费</w:t>
             </w:r>
           </w:p>
         </w:tc>
@@ -7023,7 +8813,7 @@
                 <w:color w:val="000000"/>
                 <w:sz w:val="21"/>
               </w:rPr>
-              <w:t>ReadDeviceParamAsync / ReadChannelParamAsync</w:t>
+              <w:t>ConnectAsync / DisconnectAsync / ReconnectAsync</w:t>
             </w:r>
           </w:p>
         </w:tc>
@@ -7042,7 +8832,7 @@
                 <w:color w:val="000000"/>
                 <w:sz w:val="21"/>
               </w:rPr>
-              <w:t>读设备/通道参数，结果从 Results 流回来</w:t>
+              <w:t>连接管理，重连保证 Results 不断流</w:t>
             </w:r>
           </w:p>
         </w:tc>
@@ -7063,7 +8853,7 @@
                 <w:color w:val="000000"/>
                 <w:sz w:val="21"/>
               </w:rPr>
-              <w:t>ConfigureChannelAsync</w:t>
+              <w:t>SetWorkModeAsync</w:t>
             </w:r>
           </w:p>
         </w:tc>
@@ -7082,7 +8872,7 @@
                 <w:color w:val="000000"/>
                 <w:sz w:val="21"/>
               </w:rPr>
-              <w:t>写通道参数（增益、阈值、RefTime 这些，null 的字段不动）</w:t>
+              <w:t>切工作模式</w:t>
             </w:r>
           </w:p>
         </w:tc>
@@ -7103,7 +8893,7 @@
                 <w:color w:val="000000"/>
                 <w:sz w:val="21"/>
               </w:rPr>
-              <w:t>ConfigureMultiChannelPollingAsync</w:t>
+              <w:t>ReadDeviceParamAsync / ReadChannelParamAsync</w:t>
             </w:r>
           </w:p>
         </w:tc>
@@ -7122,7 +8912,7 @@
                 <w:color w:val="000000"/>
                 <w:sz w:val="21"/>
               </w:rPr>
-              <w:t>配置多通道轮询启用哪些通道</w:t>
+              <w:t>读设备/通道参数，结果从 Results 流回来</w:t>
             </w:r>
           </w:p>
         </w:tc>
@@ -7143,6 +8933,86 @@
                 <w:color w:val="000000"/>
                 <w:sz w:val="21"/>
               </w:rPr>
+              <w:t>ConfigureChannelAsync</w:t>
+            </w:r>
+          </w:p>
+        </w:tc>
+        <w:tc>
+          <w:tcPr>
+            <w:tcW w:w="4366" w:type="dxa"/>
+          </w:tcPr>
+          <w:p>
+            <w:pPr>
+              <w:spacing w:after="0" w:line="240" w:lineRule="auto"/>
+            </w:pPr>
+            <w:r>
+              <w:rPr>
+                <w:rFonts w:ascii="Times New Roman" w:hAnsi="Times New Roman" w:eastAsia="宋体"/>
+                <w:b w:val="0"/>
+                <w:color w:val="000000"/>
+                <w:sz w:val="21"/>
+              </w:rPr>
+              <w:t>写通道参数（增益、阈值、RefTime 这些，null 的字段不动）</w:t>
+            </w:r>
+          </w:p>
+        </w:tc>
+      </w:tr>
+      <w:tr>
+        <w:tc>
+          <w:tcPr>
+            <w:tcW w:w="4366" w:type="dxa"/>
+          </w:tcPr>
+          <w:p>
+            <w:pPr>
+              <w:spacing w:after="0" w:line="240" w:lineRule="auto"/>
+            </w:pPr>
+            <w:r>
+              <w:rPr>
+                <w:rFonts w:ascii="Times New Roman" w:hAnsi="Times New Roman" w:eastAsia="宋体"/>
+                <w:b w:val="0"/>
+                <w:color w:val="000000"/>
+                <w:sz w:val="21"/>
+              </w:rPr>
+              <w:t>ConfigureMultiChannelPollingAsync</w:t>
+            </w:r>
+          </w:p>
+        </w:tc>
+        <w:tc>
+          <w:tcPr>
+            <w:tcW w:w="4366" w:type="dxa"/>
+          </w:tcPr>
+          <w:p>
+            <w:pPr>
+              <w:spacing w:after="0" w:line="240" w:lineRule="auto"/>
+            </w:pPr>
+            <w:r>
+              <w:rPr>
+                <w:rFonts w:ascii="Times New Roman" w:hAnsi="Times New Roman" w:eastAsia="宋体"/>
+                <w:b w:val="0"/>
+                <w:color w:val="000000"/>
+                <w:sz w:val="21"/>
+              </w:rPr>
+              <w:t>配置多通道轮询启用哪些通道</w:t>
+            </w:r>
+          </w:p>
+        </w:tc>
+      </w:tr>
+      <w:tr>
+        <w:tc>
+          <w:tcPr>
+            <w:tcW w:w="4366" w:type="dxa"/>
+          </w:tcPr>
+          <w:p>
+            <w:pPr>
+              <w:spacing w:after="0" w:line="240" w:lineRule="auto"/>
+            </w:pPr>
+            <w:r>
+              <w:rPr>
+                <w:rFonts w:ascii="Times New Roman" w:hAnsi="Times New Roman" w:eastAsia="宋体"/>
+                <w:b w:val="0"/>
+                <w:color w:val="000000"/>
+                <w:sz w:val="21"/>
+              </w:rPr>
               <w:t>RecalibrateChannelAsync</w:t>
             </w:r>
           </w:p>
@@ -7163,6 +9033,46 @@
                 <w:sz w:val="21"/>
               </w:rPr>
               <w:t>在线重标定，把当前 TOF/温度写成新基线，4.2.5 那个问题就靠它</w:t>
+            </w:r>
+          </w:p>
+        </w:tc>
+      </w:tr>
+      <w:tr>
+        <w:tc>
+          <w:tcPr>
+            <w:tcW w:w="4366" w:type="dxa"/>
+          </w:tcPr>
+          <w:p>
+            <w:pPr>
+              <w:spacing w:after="0" w:line="240" w:lineRule="auto"/>
+            </w:pPr>
+            <w:r>
+              <w:rPr>
+                <w:rFonts w:ascii="Times New Roman" w:hAnsi="Times New Roman" w:eastAsia="宋体"/>
+                <w:b w:val="0"/>
+                <w:color w:val="000000"/>
+                <w:sz w:val="21"/>
+              </w:rPr>
+              <w:t>GetSessionChannelConfigs</w:t>
+            </w:r>
+          </w:p>
+        </w:tc>
+        <w:tc>
+          <w:tcPr>
+            <w:tcW w:w="4366" w:type="dxa"/>
+          </w:tcPr>
+          <w:p>
+            <w:pPr>
+              <w:spacing w:after="0" w:line="240" w:lineRule="auto"/>
+            </w:pPr>
+            <w:r>
+              <w:rPr>
+                <w:rFonts w:ascii="Times New Roman" w:hAnsi="Times New Roman" w:eastAsia="宋体"/>
+                <w:b w:val="0"/>
+                <w:color w:val="000000"/>
+                <w:sz w:val="21"/>
+              </w:rPr>
+              <w:t>读取已注入 SDK 本地会话的通道配置，排查 4.2.5 的前置是否到位</w:t>
             </w:r>
           </w:p>
         </w:tc>
@@ -7194,12 +9104,22 @@
       </w:pPr>
       <w:r>
         <w:rPr>
+          <w:rFonts w:hint="eastAsia"/>
+          <w:b w:val="0"/>
+          <w:color w:val="000000"/>
+          <w:sz w:val="24"/>
+          <w:lang w:val="en-US" w:eastAsia="zh-CN"/>
+        </w:rPr>
+        <w:t>这个用得最多，需要注意</w:t>
+      </w:r>
+      <w:r>
+        <w:rPr>
           <w:rFonts w:ascii="Times New Roman" w:hAnsi="Times New Roman" w:eastAsia="宋体"/>
           <w:b w:val="0"/>
           <w:color w:val="000000"/>
           <w:sz w:val="24"/>
         </w:rPr>
-        <w:t>平时打交道最多的就是 ChannelResult，一条测量。常用字段：</w:t>
+        <w:t xml:space="preserve"> ChannelResult，常用字段：</w:t>
       </w:r>
     </w:p>
     <w:tbl>
@@ -7943,7 +9863,7 @@
                 <w:color w:val="000000"/>
                 <w:sz w:val="21"/>
               </w:rPr>
-              <w:t>调阈值或跑 AGC</w:t>
+              <w:t>调阈值或跑 AGC（自动增益控制）</w:t>
             </w:r>
           </w:p>
         </w:tc>
@@ -8259,7 +10179,26 @@
           <w:color w:val="000000"/>
           <w:sz w:val="24"/>
         </w:rPr>
-        <w:t>要装的：.NET 8 SDK、Docker Desktop（</w:t>
+        <w:t>要装的</w:t>
+      </w:r>
+      <w:r>
+        <w:rPr>
+          <w:rFonts w:hint="eastAsia"/>
+          <w:b w:val="0"/>
+          <w:color w:val="000000"/>
+          <w:sz w:val="24"/>
+          <w:lang w:eastAsia="zh-CN"/>
+        </w:rPr>
+        <w:t>：</w:t>
+      </w:r>
+      <w:r>
+        <w:rPr>
+          <w:rFonts w:ascii="Times New Roman" w:hAnsi="Times New Roman" w:eastAsia="宋体"/>
+          <w:b w:val="0"/>
+          <w:color w:val="000000"/>
+          <w:sz w:val="24"/>
+        </w:rPr>
+        <w:t>NET 8 SDK、Docker Desktop（</w:t>
       </w:r>
       <w:r>
         <w:rPr>
@@ -8314,7 +10253,17 @@
           <w:color w:val="000000"/>
           <w:sz w:val="19"/>
         </w:rPr>
-        <w:t>git clone &lt;</w:t>
+        <w:t xml:space="preserve">git clone </w:t>
+      </w:r>
+      <w:r>
+        <w:rPr>
+          <w:rFonts w:hint="eastAsia" w:ascii="Courier New" w:hAnsi="Courier New" w:eastAsia="宋体"/>
+          <w:b w:val="0"/>
+          <w:color w:val="000000"/>
+          <w:sz w:val="19"/>
+          <w:lang w:eastAsia="zh-CN"/>
+        </w:rPr>
+        <w:t>〈</w:t>
       </w:r>
       <w:r>
         <w:rPr>
@@ -8328,21 +10277,32 @@
       </w:r>
       <w:r>
         <w:rPr>
+          <w:rFonts w:hint="eastAsia" w:ascii="Courier New" w:hAnsi="Courier New"/>
+          <w:b w:val="0"/>
+          <w:color w:val="000000"/>
+          <w:sz w:val="19"/>
+          <w:lang w:val="en-US" w:eastAsia="zh-CN"/>
+        </w:rPr>
+        <w:t>〉</w:t>
+      </w:r>
+      <w:r>
+        <w:rPr>
           <w:rFonts w:ascii="Courier New" w:hAnsi="Courier New" w:eastAsia="Courier New"/>
           <w:b w:val="0"/>
           <w:color w:val="000000"/>
           <w:sz w:val="19"/>
         </w:rPr>
-        <w:t>&gt; bhlssdk</w:t>
-      </w:r>
-      <w:r>
-        <w:rPr>
-          <w:rFonts w:ascii="Courier New" w:hAnsi="Courier New" w:eastAsia="Courier New"/>
+        <w:t xml:space="preserve"> bhlssdk</w:t>
+      </w:r>
+      <w:r>
+        <w:rPr>
+          <w:rFonts w:hint="eastAsia" w:ascii="Courier New" w:hAnsi="Courier New" w:eastAsia="宋体"/>
           <w:b w:val="0"/>
           <w:color w:val="000000"/>
           <w:sz w:val="19"/>
-        </w:rPr>
-        <w:br w:type="textWrapping"/>
+          <w:lang w:eastAsia="zh-CN"/>
+        </w:rPr>
+        <w:t xml:space="preserve"> &amp; </w:t>
       </w:r>
       <w:r>
         <w:rPr>
@@ -8475,8 +10435,6 @@
         </w:rPr>
         <w:t>动</w:t>
       </w:r>
-      <w:bookmarkStart w:id="0" w:name="_GoBack"/>
-      <w:bookmarkEnd w:id="0"/>
       <w:r>
         <w:rPr>
           <w:rFonts w:ascii="Arial" w:hAnsi="Arial" w:eastAsia="黑体"/>
@@ -8500,12 +10458,22 @@
       </w:pPr>
       <w:r>
         <w:rPr>
+          <w:rFonts w:hint="eastAsia" w:ascii="Courier New" w:hAnsi="Courier New" w:eastAsia="宋体"/>
+          <w:b w:val="0"/>
+          <w:color w:val="000000"/>
+          <w:sz w:val="19"/>
+          <w:lang w:eastAsia="zh-CN"/>
+        </w:rPr>
+        <w:t>.</w:t>
+      </w:r>
+      <w:r>
+        <w:rPr>
           <w:rFonts w:ascii="Courier New" w:hAnsi="Courier New" w:eastAsia="Courier New"/>
           <w:b w:val="0"/>
           <w:color w:val="000000"/>
           <w:sz w:val="19"/>
         </w:rPr>
-        <w:t>./dev.sh</w:t>
+        <w:t>dev.sh</w:t>
       </w:r>
     </w:p>
     <w:p>
@@ -8564,7 +10532,83 @@
           <w:color w:val="000000"/>
           <w:sz w:val="24"/>
         </w:rPr>
-        <w:t>• 其他命令：./dev.sh logs 看日志、./dev.sh down 停、./dev.sh restart 重启、./dev.sh status 看状态。</w:t>
+        <w:t>• 其他命令</w:t>
+      </w:r>
+      <w:r>
+        <w:rPr>
+          <w:rFonts w:hint="eastAsia"/>
+          <w:b w:val="0"/>
+          <w:color w:val="000000"/>
+          <w:sz w:val="24"/>
+          <w:lang w:eastAsia="zh-CN"/>
+        </w:rPr>
+        <w:t>：</w:t>
+      </w:r>
+      <w:r>
+        <w:rPr>
+          <w:rFonts w:ascii="Times New Roman" w:hAnsi="Times New Roman" w:eastAsia="宋体"/>
+          <w:b w:val="0"/>
+          <w:color w:val="000000"/>
+          <w:sz w:val="24"/>
+        </w:rPr>
+        <w:t>dev.sh logs 看日志</w:t>
+      </w:r>
+      <w:r>
+        <w:rPr>
+          <w:rFonts w:hint="eastAsia"/>
+          <w:b w:val="0"/>
+          <w:color w:val="000000"/>
+          <w:sz w:val="24"/>
+          <w:lang w:eastAsia="zh-CN"/>
+        </w:rPr>
+        <w:t>、</w:t>
+      </w:r>
+      <w:r>
+        <w:rPr>
+          <w:rFonts w:ascii="Times New Roman" w:hAnsi="Times New Roman" w:eastAsia="宋体"/>
+          <w:b w:val="0"/>
+          <w:color w:val="000000"/>
+          <w:sz w:val="24"/>
+        </w:rPr>
+        <w:t>dev.sh down 停</w:t>
+      </w:r>
+      <w:r>
+        <w:rPr>
+          <w:rFonts w:hint="eastAsia"/>
+          <w:b w:val="0"/>
+          <w:color w:val="000000"/>
+          <w:sz w:val="24"/>
+          <w:lang w:eastAsia="zh-CN"/>
+        </w:rPr>
+        <w:t>、</w:t>
+      </w:r>
+      <w:r>
+        <w:rPr>
+          <w:rFonts w:ascii="Times New Roman" w:hAnsi="Times New Roman" w:eastAsia="宋体"/>
+          <w:b w:val="0"/>
+          <w:color w:val="000000"/>
+          <w:sz w:val="24"/>
+        </w:rPr>
+        <w:t>dev.sh restart 重启</w:t>
+      </w:r>
+      <w:r>
+        <w:rPr>
+          <w:rFonts w:hint="eastAsia"/>
+          <w:b w:val="0"/>
+          <w:color w:val="000000"/>
+          <w:sz w:val="24"/>
+          <w:lang w:eastAsia="zh-CN"/>
+        </w:rPr>
+        <w:t>、</w:t>
+      </w:r>
+      <w:r>
+        <w:rPr>
+          <w:rFonts w:ascii="Times New Roman" w:hAnsi="Times New Roman" w:eastAsia="宋体"/>
+          <w:b w:val="0"/>
+          <w:color w:val="000000"/>
+          <w:sz w:val="24"/>
+        </w:rPr>
+        <w:t>dev.sh status 看状态。</w:t>
       </w:r>
     </w:p>
     <w:p>
@@ -8593,7 +10637,26 @@
           <w:color w:val="000000"/>
           <w:sz w:val="24"/>
         </w:rPr>
-        <w:t>默认是 Fx:Mode = Simulated（在 src/BoltPreload.Api/appsettings.Development.json，第一次起会自动从 .example 生成），进程内模拟器自己产 12 通道 5Hz 的数据，不用真机。等个 30 秒：</w:t>
+        <w:t>默认是 Fx:Mode = Simulated（模拟器模式，进程内造数据、不接真机；第一次起会从 appsettings.Development.json.example 生成 appsettings.Development.json，这份比 base 的 appsettings.json 优先），进程内模拟器自己</w:t>
+      </w:r>
+      <w:r>
+        <w:rPr>
+          <w:rFonts w:hint="eastAsia"/>
+          <w:b w:val="0"/>
+          <w:color w:val="000000"/>
+          <w:sz w:val="24"/>
+          <w:lang w:eastAsia="zh-CN"/>
+        </w:rPr>
+        <w:t>产生</w:t>
+      </w:r>
+      <w:r>
+        <w:rPr>
+          <w:rFonts w:ascii="Times New Roman" w:hAnsi="Times New Roman" w:eastAsia="宋体"/>
+          <w:b w:val="0"/>
+          <w:color w:val="000000"/>
+          <w:sz w:val="24"/>
+        </w:rPr>
+        <w:t xml:space="preserve"> 12 通道 5Hz 的数据（通道数和频率在 appsettings 的 Fx:Simulator 里改），不用真机。等个 30 秒：</w:t>
       </w:r>
     </w:p>
     <w:p>
@@ -8653,6 +10716,10 @@
       <w:pPr>
         <w:pStyle w:val="4"/>
         <w:spacing w:before="240" w:after="120" w:line="288" w:lineRule="auto"/>
+        <w:rPr>
+          <w:rFonts w:hint="default" w:eastAsia="黑体"/>
+          <w:lang w:val="en-US" w:eastAsia="zh-CN"/>
+        </w:rPr>
       </w:pPr>
       <w:r>
         <w:rPr>
@@ -8661,7 +10728,17 @@
           <w:color w:val="000000"/>
           <w:sz w:val="28"/>
         </w:rPr>
-        <w:t>6.6 平时怎么改</w:t>
+        <w:t xml:space="preserve">6.6 </w:t>
+      </w:r>
+      <w:r>
+        <w:rPr>
+          <w:rFonts w:hint="eastAsia" w:ascii="Arial" w:hAnsi="Arial" w:eastAsia="黑体"/>
+          <w:b/>
+          <w:color w:val="000000"/>
+          <w:sz w:val="28"/>
+          <w:lang w:val="en-US" w:eastAsia="zh-CN"/>
+        </w:rPr>
+        <w:t>修改方法</w:t>
       </w:r>
     </w:p>
     <w:tbl>
@@ -8766,7 +10843,26 @@
                 <w:color w:val="000000"/>
                 <w:sz w:val="21"/>
               </w:rPr>
-              <w:t>改完 ./dev.sh restart，或者直接在 IDE 里 Debug 跑 BoltPreload.Api</w:t>
+              <w:t xml:space="preserve">改完 </w:t>
+            </w:r>
+            <w:r>
+              <w:rPr>
+                <w:rFonts w:hint="eastAsia"/>
+                <w:b w:val="0"/>
+                <w:color w:val="000000"/>
+                <w:sz w:val="21"/>
+                <w:lang w:eastAsia="zh-CN"/>
+              </w:rPr>
+              <w:t>.</w:t>
+            </w:r>
+            <w:r>
+              <w:rPr>
+                <w:rFonts w:ascii="Times New Roman" w:hAnsi="Times New Roman" w:eastAsia="宋体"/>
+                <w:b w:val="0"/>
+                <w:color w:val="000000"/>
+                <w:sz w:val="21"/>
+              </w:rPr>
+              <w:t>dev.sh restart，或者直接在 IDE 里 Debug 跑 BoltPreload.Api</w:t>
             </w:r>
           </w:p>
         </w:tc>
@@ -8798,15 +10894,58 @@
           <w:p>
             <w:pPr>
               <w:spacing w:after="0" w:line="240" w:lineRule="auto"/>
-            </w:pPr>
-            <w:r>
-              <w:rPr>
-                <w:rFonts w:ascii="Times New Roman" w:hAnsi="Times New Roman" w:eastAsia="宋体"/>
-                <w:b w:val="0"/>
-                <w:color w:val="000000"/>
-                <w:sz w:val="21"/>
-              </w:rPr>
-              <w:t>Vite 热更新，存盘就生效</w:t>
+              <w:rPr>
+                <w:rFonts w:hint="default" w:eastAsia="宋体"/>
+                <w:lang w:val="en-US" w:eastAsia="zh-CN"/>
+              </w:rPr>
+            </w:pPr>
+            <w:r>
+              <w:rPr>
+                <w:rFonts w:ascii="Times New Roman" w:hAnsi="Times New Roman" w:eastAsia="宋体"/>
+                <w:b w:val="0"/>
+                <w:color w:val="000000"/>
+                <w:sz w:val="21"/>
+              </w:rPr>
+              <w:t>Vite 热更新，</w:t>
+            </w:r>
+            <w:r>
+              <w:rPr>
+                <w:rFonts w:hint="eastAsia"/>
+                <w:b w:val="0"/>
+                <w:color w:val="000000"/>
+                <w:sz w:val="21"/>
+                <w:lang w:val="en-US" w:eastAsia="zh-CN"/>
+              </w:rPr>
+              <w:t>保存</w:t>
+            </w:r>
+            <w:r>
+              <w:rPr>
+                <w:rFonts w:ascii="Times New Roman" w:hAnsi="Times New Roman" w:eastAsia="宋体"/>
+                <w:b w:val="0"/>
+                <w:color w:val="000000"/>
+                <w:sz w:val="21"/>
+              </w:rPr>
+              <w:t>就生效</w:t>
+            </w:r>
+            <w:r>
+              <w:rPr>
+                <w:rFonts w:hint="eastAsia"/>
+                <w:b w:val="0"/>
+                <w:color w:val="000000"/>
+                <w:sz w:val="21"/>
+                <w:lang w:eastAsia="zh-CN"/>
+              </w:rPr>
+              <w:t>，</w:t>
+            </w:r>
+            <w:r>
+              <w:rPr>
+                <w:rFonts w:hint="eastAsia"/>
+                <w:b w:val="0"/>
+                <w:color w:val="000000"/>
+                <w:sz w:val="21"/>
+                <w:lang w:val="en-US" w:eastAsia="zh-CN"/>
+              </w:rPr>
+              <w:t>刷新网页就可以</w:t>
             </w:r>
           </w:p>
         </w:tc>
@@ -8878,6 +11017,10 @@
           <w:p>
             <w:pPr>
               <w:spacing w:after="0" w:line="240" w:lineRule="auto"/>
+              <w:rPr>
+                <w:rFonts w:hint="eastAsia" w:eastAsia="宋体"/>
+                <w:lang w:eastAsia="zh-CN"/>
+              </w:rPr>
             </w:pPr>
             <w:r>
               <w:rPr>
@@ -8887,6 +11030,36 @@
                 <w:sz w:val="21"/>
               </w:rPr>
               <w:t>dotnet test BoltPreload.sln</w:t>
+            </w:r>
+            <w:r>
+              <w:rPr>
+                <w:rFonts w:hint="eastAsia"/>
+                <w:b w:val="0"/>
+                <w:color w:val="000000"/>
+                <w:sz w:val="21"/>
+                <w:lang w:eastAsia="zh-CN"/>
+              </w:rPr>
+              <w:t>（</w:t>
+            </w:r>
+            <w:r>
+              <w:rPr>
+                <w:rFonts w:hint="eastAsia"/>
+                <w:b w:val="0"/>
+                <w:color w:val="000000"/>
+                <w:sz w:val="21"/>
+                <w:lang w:val="en-US" w:eastAsia="zh-CN"/>
+              </w:rPr>
+              <w:t>命令运行</w:t>
+            </w:r>
+            <w:r>
+              <w:rPr>
+                <w:rFonts w:hint="eastAsia"/>
+                <w:b w:val="0"/>
+                <w:color w:val="000000"/>
+                <w:sz w:val="21"/>
+                <w:lang w:eastAsia="zh-CN"/>
+              </w:rPr>
+              <w:t>）</w:t>
             </w:r>
           </w:p>
         </w:tc>
@@ -8901,6 +11074,10 @@
       <w:pPr>
         <w:pStyle w:val="4"/>
         <w:spacing w:before="240" w:after="120" w:line="288" w:lineRule="auto"/>
+        <w:rPr>
+          <w:rFonts w:hint="default" w:eastAsia="黑体"/>
+          <w:lang w:val="en-US" w:eastAsia="zh-CN"/>
+        </w:rPr>
       </w:pPr>
       <w:r>
         <w:rPr>
@@ -8909,8 +11086,20 @@
           <w:color w:val="000000"/>
           <w:sz w:val="28"/>
         </w:rPr>
-        <w:t>6.7 接真机</w:t>
-      </w:r>
+        <w:t>6.7 接</w:t>
+      </w:r>
+      <w:r>
+        <w:rPr>
+          <w:rFonts w:hint="eastAsia" w:ascii="Arial" w:hAnsi="Arial" w:eastAsia="黑体"/>
+          <w:b/>
+          <w:color w:val="000000"/>
+          <w:sz w:val="28"/>
+          <w:lang w:val="en-US" w:eastAsia="zh-CN"/>
+        </w:rPr>
+        <w:t>入设备</w:t>
+      </w:r>
+      <w:bookmarkStart w:id="0" w:name="_GoBack"/>
+      <w:bookmarkEnd w:id="0"/>
     </w:p>
     <w:p>
       <w:pPr>
@@ -8939,7 +11128,7 @@
           <w:color w:val="000000"/>
           <w:sz w:val="24"/>
         </w:rPr>
-        <w:t>2. 改 appsettings.Development.json，把 Fx:Mode 切到 Real：</w:t>
+        <w:t>2. 改 appsettings.Development.json，把 Fx:Mode 切到 Real（真机模式，接真实设备）：</w:t>
       </w:r>
     </w:p>
     <w:p>
@@ -9280,7 +11469,7 @@
           <w:color w:val="000000"/>
           <w:sz w:val="24"/>
         </w:rPr>
-        <w:t>里面的 Channels 就是 4.2.5 说的那个——注入 SDK 本地会话的初始通道配置，不配的话 EchoTime 一直是 null，必须填。</w:t>
+        <w:t>里面的 Channels 就是 4.2.5 说的那个——适配层连接的时候会自动拿它注进 SDK 本地会话（你不用自己调 ConfigureDeviceAsync / ConfigureChannelAsync），不配的话 EchoTime 一直是 null，必须填。</w:t>
       </w:r>
     </w:p>
     <w:p>
@@ -9295,7 +11484,12 @@
           <w:color w:val="000000"/>
           <w:sz w:val="24"/>
         </w:rPr>
-        <w:t>3. 重启后端，看日志确认连上了、MultiMeas 下发了、数据开始入库。现场调试碰到的问题翻 troubleshooting.md 和 site-debug-2026-05-21.md，之前踩过的坑都记在里头。</w:t>
+        <w:t>3. 重启后端，看日志确认连上了、MultiMeas（多通道轮询测量）下发了、数据开始入库。现场调试碰到的问题翻 troubleshooting.md 和 site-debug-2026-05-21.md，之前踩过的坑都记在里头。</w:t>
+      </w:r>
+    </w:p>
+    <w:p>
+      <w:r>
+        <w:t>还有几个能配的（可选）：Fx:Real 下面还能加 ChannelCount（开几个通道，对应 DeviceConfig.UsChannelCount）、Name（设备显示名）；Fx:DeveloperMode 是开发者模式的开关；模拟器那边在 Fx:Simulator 里配 DeviceId / DeviceCount / Address / ChannelCount / SamplingRateHz（默认 12 通道、5Hz）。全部能配的键以 appsettings.json 为准。</w:t>
       </w:r>
     </w:p>
     <w:p>
@@ -9579,7 +11773,17 @@
           <w:color w:val="000000"/>
           <w:sz w:val="19"/>
         </w:rPr>
-        <w:t>├── external/FxSDK/                  # 厂家 SDK 源码拷贝（.cs 别改）</w:t>
+        <w:t>├── external/FxSDK/                  # 厂家 SDK 源码拷贝（</w:t>
+      </w:r>
+      <w:r>
+        <w:rPr>
+          <w:rFonts w:hint="eastAsia" w:ascii="Courier New" w:hAnsi="Courier New" w:eastAsia="宋体"/>
+          <w:b w:val="0"/>
+          <w:color w:val="000000"/>
+          <w:sz w:val="19"/>
+          <w:lang w:eastAsia="zh-CN"/>
+        </w:rPr>
+        <w:t>。</w:t>
       </w:r>
       <w:r>
         <w:rPr>
@@ -9588,6 +11792,15 @@
           <w:color w:val="000000"/>
           <w:sz w:val="19"/>
         </w:rPr>
+        <w:t>cs 别改）</w:t>
+      </w:r>
+      <w:r>
+        <w:rPr>
+          <w:rFonts w:ascii="Courier New" w:hAnsi="Courier New" w:eastAsia="Courier New"/>
+          <w:b w:val="0"/>
+          <w:color w:val="000000"/>
+          <w:sz w:val="19"/>
+        </w:rPr>
         <w:br w:type="textWrapping"/>
       </w:r>
       <w:r>
@@ -9705,7 +11918,26 @@
           <w:color w:val="000000"/>
           <w:sz w:val="19"/>
         </w:rPr>
-        <w:t>└── FxSDK C#+Java源码+使用示例/       # 厂家原始交付物（含官方使用说明）</w:t>
+        <w:t xml:space="preserve">└── FxSDK C#+Java源码+使用示例/       # </w:t>
+      </w:r>
+      <w:r>
+        <w:rPr>
+          <w:rFonts w:hint="eastAsia" w:ascii="Courier New" w:hAnsi="Courier New" w:eastAsia="宋体"/>
+          <w:b w:val="0"/>
+          <w:color w:val="000000"/>
+          <w:sz w:val="19"/>
+          <w:lang w:val="en-US" w:eastAsia="zh-CN"/>
+        </w:rPr>
+        <w:t>厂家的</w:t>
+      </w:r>
+      <w:r>
+        <w:rPr>
+          <w:rFonts w:ascii="Courier New" w:hAnsi="Courier New" w:eastAsia="Courier New"/>
+          <w:b w:val="0"/>
+          <w:color w:val="000000"/>
+          <w:sz w:val="19"/>
+        </w:rPr>
+        <w:t>原始交付物</w:t>
       </w:r>
     </w:p>
     <w:p>
@@ -9735,7 +11967,7 @@
           <w:color w:val="000000"/>
           <w:sz w:val="24"/>
         </w:rPr>
-        <w:t>1. 这是商用的关键设施监测，改算法、改阈值、改报警规则都得有依据——国标、SDK 源码或者现场标定数据，别凭经验拍；</w:t>
+        <w:t>1. 商用的关键设施监测，改算法、改阈值、改报警规则都得有依据——国标、SDK 源码或者现场标定数据；</w:t>
       </w:r>
     </w:p>
     <w:p>
@@ -9750,7 +11982,26 @@
           <w:color w:val="000000"/>
           <w:sz w:val="24"/>
         </w:rPr>
-        <w:t>2. SDK 字段、状态码、常量这些以 docs/sdk-api-facts.md 为准，别照 Java 1.0 的文档；</w:t>
+        <w:t>2. SDK 字段、状态码、常量这些以 docs/sdk-api-facts.md 为准，</w:t>
+      </w:r>
+      <w:r>
+        <w:rPr>
+          <w:rFonts w:hint="eastAsia"/>
+          <w:b w:val="0"/>
+          <w:color w:val="000000"/>
+          <w:sz w:val="24"/>
+          <w:lang w:val="en-US" w:eastAsia="zh-CN"/>
+        </w:rPr>
+        <w:t>不按照厂家老版本（Java 1.0）</w:t>
+      </w:r>
+      <w:r>
+        <w:rPr>
+          <w:rFonts w:ascii="Times New Roman" w:hAnsi="Times New Roman" w:eastAsia="宋体"/>
+          <w:b w:val="0"/>
+          <w:color w:val="000000"/>
+          <w:sz w:val="24"/>
+        </w:rPr>
+        <w:t>的文档；</w:t>
       </w:r>
     </w:p>
     <w:p>
@@ -9765,7 +12016,26 @@
           <w:color w:val="000000"/>
           <w:sz w:val="24"/>
         </w:rPr>
-        <w:t>3. external/FxSDK/ 下的 .cs 一行都别改，要改行为去 BoltPreload.Fx 适配层做；</w:t>
+        <w:t>3. external/FxSDK/ 下的 .cs 一行都别改，要改行为</w:t>
+      </w:r>
+      <w:r>
+        <w:rPr>
+          <w:rFonts w:hint="eastAsia"/>
+          <w:b w:val="0"/>
+          <w:color w:val="000000"/>
+          <w:sz w:val="24"/>
+          <w:lang w:eastAsia="zh-CN"/>
+        </w:rPr>
+        <w:t>，去</w:t>
+      </w:r>
+      <w:r>
+        <w:rPr>
+          <w:rFonts w:ascii="Times New Roman" w:hAnsi="Times New Roman" w:eastAsia="宋体"/>
+          <w:b w:val="0"/>
+          <w:color w:val="000000"/>
+          <w:sz w:val="24"/>
+        </w:rPr>
+        <w:t xml:space="preserve"> BoltPreload.Fx 适配层做；</w:t>
       </w:r>
     </w:p>
     <w:p>
@@ -9795,7 +12065,26 @@
           <w:color w:val="000000"/>
           <w:sz w:val="24"/>
         </w:rPr>
-        <w:t>5. 编译警告当错误处理（TreatWarningsAsErrors），提交前 dotnet build 不能有警告、dotnet test 得全过；</w:t>
+        <w:t>5. 编译警告当错误处理（TreatWarningsAsErrors），提交前 dotnet build 不能有警告</w:t>
+      </w:r>
+      <w:r>
+        <w:rPr>
+          <w:rFonts w:hint="eastAsia"/>
+          <w:b w:val="0"/>
+          <w:color w:val="000000"/>
+          <w:sz w:val="24"/>
+          <w:lang w:eastAsia="zh-CN"/>
+        </w:rPr>
+        <w:t>，</w:t>
+      </w:r>
+      <w:r>
+        <w:rPr>
+          <w:rFonts w:ascii="Times New Roman" w:hAnsi="Times New Roman" w:eastAsia="宋体"/>
+          <w:b w:val="0"/>
+          <w:color w:val="000000"/>
+          <w:sz w:val="24"/>
+        </w:rPr>
+        <w:t>dotnet test 得全过；</w:t>
       </w:r>
     </w:p>
     <w:p>
@@ -9810,7 +12099,64 @@
           <w:color w:val="000000"/>
           <w:sz w:val="24"/>
         </w:rPr>
-        <w:t>6. 连接串、JWT 密钥、license 公钥这些敏感的不许提交。开发放 appsettings.Development.json（已经 gitignore），生产用环境变量（比如 ConnectionStrings__Postgres）或者 user-secrets 注入。</w:t>
+        <w:t>6. 连接串、JWT 密钥、license 公钥这些敏感的不许提交。开发放 appsettings.Development.json（</w:t>
+      </w:r>
+      <w:r>
+        <w:rPr>
+          <w:rFonts w:hint="eastAsia"/>
+          <w:b w:val="0"/>
+          <w:color w:val="000000"/>
+          <w:sz w:val="24"/>
+          <w:lang w:eastAsia="zh-CN"/>
+        </w:rPr>
+        <w:t>已</w:t>
+      </w:r>
+      <w:r>
+        <w:rPr>
+          <w:rFonts w:ascii="Times New Roman" w:hAnsi="Times New Roman" w:eastAsia="宋体"/>
+          <w:b w:val="0"/>
+          <w:color w:val="000000"/>
+          <w:sz w:val="24"/>
+        </w:rPr>
+        <w:t xml:space="preserve"> gitignore），生产用环境变量（</w:t>
+      </w:r>
+      <w:r>
+        <w:rPr>
+          <w:rFonts w:hint="eastAsia"/>
+          <w:b w:val="0"/>
+          <w:color w:val="000000"/>
+          <w:sz w:val="24"/>
+          <w:lang w:eastAsia="zh-CN"/>
+        </w:rPr>
+        <w:t>如</w:t>
+      </w:r>
+      <w:r>
+        <w:rPr>
+          <w:rFonts w:ascii="Times New Roman" w:hAnsi="Times New Roman" w:eastAsia="宋体"/>
+          <w:b w:val="0"/>
+          <w:color w:val="000000"/>
+          <w:sz w:val="24"/>
+        </w:rPr>
+        <w:t xml:space="preserve"> ConnectionStrings__Postgres）</w:t>
+      </w:r>
+      <w:r>
+        <w:rPr>
+          <w:rFonts w:hint="eastAsia"/>
+          <w:b w:val="0"/>
+          <w:color w:val="000000"/>
+          <w:sz w:val="24"/>
+          <w:lang w:eastAsia="zh-CN"/>
+        </w:rPr>
+        <w:t>或</w:t>
+      </w:r>
+      <w:r>
+        <w:rPr>
+          <w:rFonts w:ascii="Times New Roman" w:hAnsi="Times New Roman" w:eastAsia="宋体"/>
+          <w:b w:val="0"/>
+          <w:color w:val="000000"/>
+          <w:sz w:val="24"/>
+        </w:rPr>
+        <w:t xml:space="preserve"> user-secrets 注入。</w:t>
       </w:r>
     </w:p>
     <w:p>
@@ -9991,7 +12337,36 @@
                 <w:color w:val="000000"/>
                 <w:sz w:val="21"/>
               </w:rPr>
-              <w:t>日志刷"无法解析通道，丢弃数据"</w:t>
+              <w:t>日志刷</w:t>
+            </w:r>
+            <w:r>
+              <w:rPr>
+                <w:rFonts w:hint="eastAsia"/>
+                <w:b w:val="0"/>
+                <w:color w:val="000000"/>
+                <w:sz w:val="21"/>
+                <w:lang w:eastAsia="zh-CN"/>
+              </w:rPr>
+              <w:t>“</w:t>
+            </w:r>
+            <w:r>
+              <w:rPr>
+                <w:rFonts w:ascii="Times New Roman" w:hAnsi="Times New Roman" w:eastAsia="宋体"/>
+                <w:b w:val="0"/>
+                <w:color w:val="000000"/>
+                <w:sz w:val="21"/>
+              </w:rPr>
+              <w:t>无法解析通道，丢弃数据</w:t>
+            </w:r>
+            <w:r>
+              <w:rPr>
+                <w:rFonts w:hint="eastAsia"/>
+                <w:b w:val="0"/>
+                <w:color w:val="000000"/>
+                <w:sz w:val="21"/>
+                <w:lang w:eastAsia="zh-CN"/>
+              </w:rPr>
+              <w:t>”</w:t>
             </w:r>
           </w:p>
         </w:tc>
@@ -10593,7 +12968,7 @@
       <w:outlineLvl w:val="0"/>
     </w:pPr>
     <w:rPr>
-      <w:rFonts w:asciiTheme="majorHAnsi" w:hAnsiTheme="majorHAnsi" w:eastAsiaTheme="majorEastAsia" w:cstheme="majorBidi"/>
+      <w:rFonts w:eastAsia="Radam" w:asciiTheme="majorHAnsi" w:hAnsiTheme="majorHAnsi" w:cstheme="majorBidi"/>
       <w:b/>
       <w:bCs/>
       <w:color w:val="376092" w:themeColor="accent1" w:themeShade="BF"/>
@@ -10616,7 +12991,7 @@
       <w:outlineLvl w:val="1"/>
     </w:pPr>
     <w:rPr>
-      <w:rFonts w:asciiTheme="majorHAnsi" w:hAnsiTheme="majorHAnsi" w:eastAsiaTheme="majorEastAsia" w:cstheme="majorBidi"/>
+      <w:rFonts w:eastAsia="Radam" w:asciiTheme="majorHAnsi" w:hAnsiTheme="majorHAnsi" w:cstheme="majorBidi"/>
       <w:b/>
       <w:bCs/>
       <w:color w:val="4F81BD" w:themeColor="accent1"/>
@@ -10644,7 +13019,7 @@
       <w:outlineLvl w:val="2"/>
     </w:pPr>
     <w:rPr>
-      <w:rFonts w:asciiTheme="majorHAnsi" w:hAnsiTheme="majorHAnsi" w:eastAsiaTheme="majorEastAsia" w:cstheme="majorBidi"/>
+      <w:rFonts w:eastAsia="Radam" w:asciiTheme="majorHAnsi" w:hAnsiTheme="majorHAnsi" w:cstheme="majorBidi"/>
       <w:b/>
       <w:bCs/>
       <w:color w:val="4F81BD" w:themeColor="accent1"/>
@@ -10671,7 +13046,7 @@
       <w:outlineLvl w:val="3"/>
     </w:pPr>
     <w:rPr>
-      <w:rFonts w:asciiTheme="majorHAnsi" w:hAnsiTheme="majorHAnsi" w:eastAsiaTheme="majorEastAsia" w:cstheme="majorBidi"/>
+      <w:rFonts w:eastAsia="Radam" w:asciiTheme="majorHAnsi" w:hAnsiTheme="majorHAnsi" w:cstheme="majorBidi"/>
       <w:b/>
       <w:bCs/>
       <w:i/>
@@ -10700,7 +13075,7 @@
       <w:outlineLvl w:val="4"/>
     </w:pPr>
     <w:rPr>
-      <w:rFonts w:asciiTheme="majorHAnsi" w:hAnsiTheme="majorHAnsi" w:eastAsiaTheme="majorEastAsia" w:cstheme="majorBidi"/>
+      <w:rFonts w:eastAsia="Radam" w:asciiTheme="majorHAnsi" w:hAnsiTheme="majorHAnsi" w:cstheme="majorBidi"/>
       <w:color w:val="254061" w:themeColor="accent1" w:themeShade="80"/>
     </w:rPr>
   </w:style>
@@ -10720,7 +13095,7 @@
       <w:outlineLvl w:val="5"/>
     </w:pPr>
     <w:rPr>
-      <w:rFonts w:asciiTheme="majorHAnsi" w:hAnsiTheme="majorHAnsi" w:eastAsiaTheme="majorEastAsia" w:cstheme="majorBidi"/>
+      <w:rFonts w:eastAsia="Radam" w:asciiTheme="majorHAnsi" w:hAnsiTheme="majorHAnsi" w:cstheme="majorBidi"/>
       <w:i/>
       <w:iCs/>
       <w:color w:val="254061" w:themeColor="accent1" w:themeShade="80"/>
@@ -10742,7 +13117,7 @@
       <w:outlineLvl w:val="6"/>
     </w:pPr>
     <w:rPr>
-      <w:rFonts w:asciiTheme="majorHAnsi" w:hAnsiTheme="majorHAnsi" w:eastAsiaTheme="majorEastAsia" w:cstheme="majorBidi"/>
+      <w:rFonts w:eastAsia="Radam" w:asciiTheme="majorHAnsi" w:hAnsiTheme="majorHAnsi" w:cstheme="majorBidi"/>
       <w:i/>
       <w:iCs/>
       <w:color w:val="404040" w:themeColor="text1" w:themeTint="BF"/>
@@ -10772,7 +13147,7 @@
       <w:outlineLvl w:val="7"/>
     </w:pPr>
     <w:rPr>
-      <w:rFonts w:asciiTheme="majorHAnsi" w:hAnsiTheme="majorHAnsi" w:eastAsiaTheme="majorEastAsia" w:cstheme="majorBidi"/>
+      <w:rFonts w:eastAsia="Radam" w:asciiTheme="majorHAnsi" w:hAnsiTheme="majorHAnsi" w:cstheme="majorBidi"/>
       <w:color w:val="4F81BD" w:themeColor="accent1"/>
       <w:sz w:val="20"/>
       <w:szCs w:val="20"/>
@@ -10799,7 +13174,7 @@
       <w:outlineLvl w:val="8"/>
     </w:pPr>
     <w:rPr>
-      <w:rFonts w:asciiTheme="majorHAnsi" w:hAnsiTheme="majorHAnsi" w:eastAsiaTheme="majorEastAsia" w:cstheme="majorBidi"/>
+      <w:rFonts w:eastAsia="Radam" w:asciiTheme="majorHAnsi" w:hAnsiTheme="majorHAnsi" w:cstheme="majorBidi"/>
       <w:i/>
       <w:iCs/>
       <w:color w:val="404040" w:themeColor="text1" w:themeTint="BF"/>
@@ -10853,7 +13228,7 @@
       <w:spacing w:after="200" w:line="276" w:lineRule="auto"/>
     </w:pPr>
     <w:rPr>
-      <w:rFonts w:ascii="Courier" w:hAnsi="Courier" w:eastAsiaTheme="minorEastAsia" w:cstheme="minorBidi"/>
+      <w:rFonts w:ascii="Courier New" w:hAnsi="Courier New" w:eastAsia="方正FW筑紫A老明朝 简 M" w:cstheme="minorBidi"/>
       <w:sz w:val="20"/>
       <w:szCs w:val="20"/>
       <w:lang w:val="en-US" w:eastAsia="en-US" w:bidi="ar-SA"/>
@@ -11052,7 +13427,7 @@
     <w:qFormat/>
     <w:uiPriority w:val="11"/>
     <w:rPr>
-      <w:rFonts w:asciiTheme="majorHAnsi" w:hAnsiTheme="majorHAnsi" w:eastAsiaTheme="majorEastAsia" w:cstheme="majorBidi"/>
+      <w:rFonts w:eastAsia="Radam" w:asciiTheme="majorHAnsi" w:hAnsiTheme="majorHAnsi" w:cstheme="majorBidi"/>
       <w:i/>
       <w:iCs/>
       <w:color w:val="4F81BD" w:themeColor="accent1"/>
@@ -11123,7 +13498,7 @@
       <w:contextualSpacing/>
     </w:pPr>
     <w:rPr>
-      <w:rFonts w:asciiTheme="majorHAnsi" w:hAnsiTheme="majorHAnsi" w:eastAsiaTheme="majorEastAsia" w:cstheme="majorBidi"/>
+      <w:rFonts w:eastAsia="Radam" w:asciiTheme="majorHAnsi" w:hAnsiTheme="majorHAnsi" w:cstheme="majorBidi"/>
       <w:color w:val="17375E" w:themeColor="text2" w:themeShade="BF"/>
       <w:spacing w:val="5"/>
       <w:kern w:val="28"/>
@@ -15923,7 +18298,7 @@
       <w:spacing w:after="0" w:line="240" w:lineRule="auto"/>
     </w:pPr>
     <w:rPr>
-      <w:rFonts w:asciiTheme="majorHAnsi" w:hAnsiTheme="majorHAnsi" w:eastAsiaTheme="majorEastAsia" w:cstheme="majorBidi"/>
+      <w:rFonts w:eastAsia="Radam" w:asciiTheme="majorHAnsi" w:hAnsiTheme="majorHAnsi" w:cstheme="majorBidi"/>
       <w:color w:val="000000" w:themeColor="text1"/>
       <w14:textFill>
         <w14:solidFill>
@@ -16052,7 +18427,7 @@
       <w:spacing w:after="0" w:line="240" w:lineRule="auto"/>
     </w:pPr>
     <w:rPr>
-      <w:rFonts w:asciiTheme="majorHAnsi" w:hAnsiTheme="majorHAnsi" w:eastAsiaTheme="majorEastAsia" w:cstheme="majorBidi"/>
+      <w:rFonts w:eastAsia="Radam" w:asciiTheme="majorHAnsi" w:hAnsiTheme="majorHAnsi" w:cstheme="majorBidi"/>
       <w:color w:val="000000" w:themeColor="text1"/>
       <w14:textFill>
         <w14:solidFill>
@@ -16181,7 +18556,7 @@
       <w:spacing w:after="0" w:line="240" w:lineRule="auto"/>
     </w:pPr>
     <w:rPr>
-      <w:rFonts w:asciiTheme="majorHAnsi" w:hAnsiTheme="majorHAnsi" w:eastAsiaTheme="majorEastAsia" w:cstheme="majorBidi"/>
+      <w:rFonts w:eastAsia="Radam" w:asciiTheme="majorHAnsi" w:hAnsiTheme="majorHAnsi" w:cstheme="majorBidi"/>
       <w:color w:val="000000" w:themeColor="text1"/>
       <w14:textFill>
         <w14:solidFill>
@@ -16310,7 +18685,7 @@
       <w:spacing w:after="0" w:line="240" w:lineRule="auto"/>
     </w:pPr>
     <w:rPr>
-      <w:rFonts w:asciiTheme="majorHAnsi" w:hAnsiTheme="majorHAnsi" w:eastAsiaTheme="majorEastAsia" w:cstheme="majorBidi"/>
+      <w:rFonts w:eastAsia="Radam" w:asciiTheme="majorHAnsi" w:hAnsiTheme="majorHAnsi" w:cstheme="majorBidi"/>
       <w:color w:val="000000" w:themeColor="text1"/>
       <w14:textFill>
         <w14:solidFill>
@@ -16439,7 +18814,7 @@
       <w:spacing w:after="0" w:line="240" w:lineRule="auto"/>
     </w:pPr>
     <w:rPr>
-      <w:rFonts w:asciiTheme="majorHAnsi" w:hAnsiTheme="majorHAnsi" w:eastAsiaTheme="majorEastAsia" w:cstheme="majorBidi"/>
+      <w:rFonts w:eastAsia="Radam" w:asciiTheme="majorHAnsi" w:hAnsiTheme="majorHAnsi" w:cstheme="majorBidi"/>
       <w:color w:val="000000" w:themeColor="text1"/>
       <w14:textFill>
         <w14:solidFill>
@@ -16568,7 +18943,7 @@
       <w:spacing w:after="0" w:line="240" w:lineRule="auto"/>
     </w:pPr>
     <w:rPr>
-      <w:rFonts w:asciiTheme="majorHAnsi" w:hAnsiTheme="majorHAnsi" w:eastAsiaTheme="majorEastAsia" w:cstheme="majorBidi"/>
+      <w:rFonts w:eastAsia="Radam" w:asciiTheme="majorHAnsi" w:hAnsiTheme="majorHAnsi" w:cstheme="majorBidi"/>
       <w:color w:val="000000" w:themeColor="text1"/>
       <w14:textFill>
         <w14:solidFill>
@@ -16697,7 +19072,7 @@
       <w:spacing w:after="0" w:line="240" w:lineRule="auto"/>
     </w:pPr>
     <w:rPr>
-      <w:rFonts w:asciiTheme="majorHAnsi" w:hAnsiTheme="majorHAnsi" w:eastAsiaTheme="majorEastAsia" w:cstheme="majorBidi"/>
+      <w:rFonts w:eastAsia="Radam" w:asciiTheme="majorHAnsi" w:hAnsiTheme="majorHAnsi" w:cstheme="majorBidi"/>
       <w:color w:val="000000" w:themeColor="text1"/>
       <w14:textFill>
         <w14:solidFill>
@@ -17309,7 +19684,7 @@
       <w:spacing w:after="0" w:line="240" w:lineRule="auto"/>
     </w:pPr>
     <w:rPr>
-      <w:rFonts w:asciiTheme="majorHAnsi" w:hAnsiTheme="majorHAnsi" w:eastAsiaTheme="majorEastAsia" w:cstheme="majorBidi"/>
+      <w:rFonts w:eastAsia="Radam" w:asciiTheme="majorHAnsi" w:hAnsiTheme="majorHAnsi" w:cstheme="majorBidi"/>
       <w:color w:val="000000" w:themeColor="text1"/>
       <w14:textFill>
         <w14:solidFill>
@@ -17455,7 +19830,7 @@
       <w:spacing w:after="0" w:line="240" w:lineRule="auto"/>
     </w:pPr>
     <w:rPr>
-      <w:rFonts w:asciiTheme="majorHAnsi" w:hAnsiTheme="majorHAnsi" w:eastAsiaTheme="majorEastAsia" w:cstheme="majorBidi"/>
+      <w:rFonts w:eastAsia="Radam" w:asciiTheme="majorHAnsi" w:hAnsiTheme="majorHAnsi" w:cstheme="majorBidi"/>
       <w:color w:val="000000" w:themeColor="text1"/>
       <w14:textFill>
         <w14:solidFill>
@@ -17601,7 +19976,7 @@
       <w:spacing w:after="0" w:line="240" w:lineRule="auto"/>
     </w:pPr>
     <w:rPr>
-      <w:rFonts w:asciiTheme="majorHAnsi" w:hAnsiTheme="majorHAnsi" w:eastAsiaTheme="majorEastAsia" w:cstheme="majorBidi"/>
+      <w:rFonts w:eastAsia="Radam" w:asciiTheme="majorHAnsi" w:hAnsiTheme="majorHAnsi" w:cstheme="majorBidi"/>
       <w:color w:val="000000" w:themeColor="text1"/>
       <w14:textFill>
         <w14:solidFill>
@@ -17747,7 +20122,7 @@
       <w:spacing w:after="0" w:line="240" w:lineRule="auto"/>
     </w:pPr>
     <w:rPr>
-      <w:rFonts w:asciiTheme="majorHAnsi" w:hAnsiTheme="majorHAnsi" w:eastAsiaTheme="majorEastAsia" w:cstheme="majorBidi"/>
+      <w:rFonts w:eastAsia="Radam" w:asciiTheme="majorHAnsi" w:hAnsiTheme="majorHAnsi" w:cstheme="majorBidi"/>
       <w:color w:val="000000" w:themeColor="text1"/>
       <w14:textFill>
         <w14:solidFill>
@@ -17893,7 +20268,7 @@
       <w:spacing w:after="0" w:line="240" w:lineRule="auto"/>
     </w:pPr>
     <w:rPr>
-      <w:rFonts w:asciiTheme="majorHAnsi" w:hAnsiTheme="majorHAnsi" w:eastAsiaTheme="majorEastAsia" w:cstheme="majorBidi"/>
+      <w:rFonts w:eastAsia="Radam" w:asciiTheme="majorHAnsi" w:hAnsiTheme="majorHAnsi" w:cstheme="majorBidi"/>
       <w:color w:val="000000" w:themeColor="text1"/>
       <w14:textFill>
         <w14:solidFill>
@@ -18039,7 +20414,7 @@
       <w:spacing w:after="0" w:line="240" w:lineRule="auto"/>
     </w:pPr>
     <w:rPr>
-      <w:rFonts w:asciiTheme="majorHAnsi" w:hAnsiTheme="majorHAnsi" w:eastAsiaTheme="majorEastAsia" w:cstheme="majorBidi"/>
+      <w:rFonts w:eastAsia="Radam" w:asciiTheme="majorHAnsi" w:hAnsiTheme="majorHAnsi" w:cstheme="majorBidi"/>
       <w:color w:val="000000" w:themeColor="text1"/>
       <w14:textFill>
         <w14:solidFill>
@@ -18185,7 +20560,7 @@
       <w:spacing w:after="0" w:line="240" w:lineRule="auto"/>
     </w:pPr>
     <w:rPr>
-      <w:rFonts w:asciiTheme="majorHAnsi" w:hAnsiTheme="majorHAnsi" w:eastAsiaTheme="majorEastAsia" w:cstheme="majorBidi"/>
+      <w:rFonts w:eastAsia="Radam" w:asciiTheme="majorHAnsi" w:hAnsiTheme="majorHAnsi" w:cstheme="majorBidi"/>
       <w:color w:val="000000" w:themeColor="text1"/>
       <w14:textFill>
         <w14:solidFill>
@@ -22599,7 +24974,7 @@
       <w:spacing w:after="0" w:line="240" w:lineRule="auto"/>
     </w:pPr>
     <w:rPr>
-      <w:rFonts w:asciiTheme="minorHAnsi" w:hAnsiTheme="minorHAnsi" w:eastAsiaTheme="minorEastAsia" w:cstheme="minorBidi"/>
+      <w:rFonts w:eastAsia="方正FW筑紫A老明朝 简 M" w:asciiTheme="minorHAnsi" w:hAnsiTheme="minorHAnsi" w:cstheme="minorBidi"/>
       <w:sz w:val="22"/>
       <w:szCs w:val="22"/>
       <w:lang w:val="en-US" w:eastAsia="en-US" w:bidi="ar-SA"/>
@@ -22611,7 +24986,7 @@
     <w:link w:val="3"/>
     <w:uiPriority w:val="9"/>
     <w:rPr>
-      <w:rFonts w:asciiTheme="majorHAnsi" w:hAnsiTheme="majorHAnsi" w:eastAsiaTheme="majorEastAsia" w:cstheme="majorBidi"/>
+      <w:rFonts w:eastAsia="Radam" w:asciiTheme="majorHAnsi" w:hAnsiTheme="majorHAnsi" w:cstheme="majorBidi"/>
       <w:b/>
       <w:bCs/>
       <w:color w:val="376092" w:themeColor="accent1" w:themeShade="BF"/>
@@ -22625,7 +25000,7 @@
     <w:link w:val="4"/>
     <w:uiPriority w:val="9"/>
     <w:rPr>
-      <w:rFonts w:asciiTheme="majorHAnsi" w:hAnsiTheme="majorHAnsi" w:eastAsiaTheme="majorEastAsia" w:cstheme="majorBidi"/>
+      <w:rFonts w:eastAsia="Radam" w:asciiTheme="majorHAnsi" w:hAnsiTheme="majorHAnsi" w:cstheme="majorBidi"/>
       <w:b/>
       <w:bCs/>
       <w:color w:val="4F81BD" w:themeColor="accent1"/>
@@ -22644,7 +25019,7 @@
     <w:link w:val="5"/>
     <w:uiPriority w:val="9"/>
     <w:rPr>
-      <w:rFonts w:asciiTheme="majorHAnsi" w:hAnsiTheme="majorHAnsi" w:eastAsiaTheme="majorEastAsia" w:cstheme="majorBidi"/>
+      <w:rFonts w:eastAsia="Radam" w:asciiTheme="majorHAnsi" w:hAnsiTheme="majorHAnsi" w:cstheme="majorBidi"/>
       <w:b/>
       <w:bCs/>
       <w:color w:val="4F81BD" w:themeColor="accent1"/>
@@ -22661,7 +25036,7 @@
     <w:link w:val="31"/>
     <w:uiPriority w:val="10"/>
     <w:rPr>
-      <w:rFonts w:asciiTheme="majorHAnsi" w:hAnsiTheme="majorHAnsi" w:eastAsiaTheme="majorEastAsia" w:cstheme="majorBidi"/>
+      <w:rFonts w:eastAsia="Radam" w:asciiTheme="majorHAnsi" w:hAnsiTheme="majorHAnsi" w:cstheme="majorBidi"/>
       <w:color w:val="17375E" w:themeColor="text2" w:themeShade="BF"/>
       <w:spacing w:val="5"/>
       <w:kern w:val="28"/>
@@ -22675,7 +25050,7 @@
     <w:link w:val="26"/>
     <w:uiPriority w:val="11"/>
     <w:rPr>
-      <w:rFonts w:asciiTheme="majorHAnsi" w:hAnsiTheme="majorHAnsi" w:eastAsiaTheme="majorEastAsia" w:cstheme="majorBidi"/>
+      <w:rFonts w:eastAsia="Radam" w:asciiTheme="majorHAnsi" w:hAnsiTheme="majorHAnsi" w:cstheme="majorBidi"/>
       <w:i/>
       <w:iCs/>
       <w:color w:val="4F81BD" w:themeColor="accent1"/>
@@ -22727,7 +25102,7 @@
     <w:link w:val="2"/>
     <w:uiPriority w:val="99"/>
     <w:rPr>
-      <w:rFonts w:ascii="Courier" w:hAnsi="Courier"/>
+      <w:rFonts w:ascii="Courier New" w:hAnsi="Courier New"/>
       <w:sz w:val="20"/>
       <w:szCs w:val="20"/>
     </w:rPr>
@@ -22773,7 +25148,7 @@
     <w:semiHidden/>
     <w:uiPriority w:val="9"/>
     <w:rPr>
-      <w:rFonts w:asciiTheme="majorHAnsi" w:hAnsiTheme="majorHAnsi" w:eastAsiaTheme="majorEastAsia" w:cstheme="majorBidi"/>
+      <w:rFonts w:eastAsia="Radam" w:asciiTheme="majorHAnsi" w:hAnsiTheme="majorHAnsi" w:cstheme="majorBidi"/>
       <w:b/>
       <w:bCs/>
       <w:i/>
@@ -22793,7 +25168,7 @@
     <w:semiHidden/>
     <w:uiPriority w:val="9"/>
     <w:rPr>
-      <w:rFonts w:asciiTheme="majorHAnsi" w:hAnsiTheme="majorHAnsi" w:eastAsiaTheme="majorEastAsia" w:cstheme="majorBidi"/>
+      <w:rFonts w:eastAsia="Radam" w:asciiTheme="majorHAnsi" w:hAnsiTheme="majorHAnsi" w:cstheme="majorBidi"/>
       <w:color w:val="254061" w:themeColor="accent1" w:themeShade="80"/>
     </w:rPr>
   </w:style>
@@ -22804,7 +25179,7 @@
     <w:semiHidden/>
     <w:uiPriority w:val="9"/>
     <w:rPr>
-      <w:rFonts w:asciiTheme="majorHAnsi" w:hAnsiTheme="majorHAnsi" w:eastAsiaTheme="majorEastAsia" w:cstheme="majorBidi"/>
+      <w:rFonts w:eastAsia="Radam" w:asciiTheme="majorHAnsi" w:hAnsiTheme="majorHAnsi" w:cstheme="majorBidi"/>
       <w:i/>
       <w:iCs/>
       <w:color w:val="254061" w:themeColor="accent1" w:themeShade="80"/>
@@ -22817,7 +25192,7 @@
     <w:semiHidden/>
     <w:uiPriority w:val="9"/>
     <w:rPr>
-      <w:rFonts w:asciiTheme="majorHAnsi" w:hAnsiTheme="majorHAnsi" w:eastAsiaTheme="majorEastAsia" w:cstheme="majorBidi"/>
+      <w:rFonts w:eastAsia="Radam" w:asciiTheme="majorHAnsi" w:hAnsiTheme="majorHAnsi" w:cstheme="majorBidi"/>
       <w:i/>
       <w:iCs/>
       <w:color w:val="404040" w:themeColor="text1" w:themeTint="BF"/>
@@ -22838,7 +25213,7 @@
     <w:semiHidden/>
     <w:uiPriority w:val="9"/>
     <w:rPr>
-      <w:rFonts w:asciiTheme="majorHAnsi" w:hAnsiTheme="majorHAnsi" w:eastAsiaTheme="majorEastAsia" w:cstheme="majorBidi"/>
+      <w:rFonts w:eastAsia="Radam" w:asciiTheme="majorHAnsi" w:hAnsiTheme="majorHAnsi" w:cstheme="majorBidi"/>
       <w:color w:val="4F81BD" w:themeColor="accent1"/>
       <w:sz w:val="20"/>
       <w:szCs w:val="20"/>
@@ -22856,7 +25231,7 @@
     <w:semiHidden/>
     <w:uiPriority w:val="9"/>
     <w:rPr>
-      <w:rFonts w:asciiTheme="majorHAnsi" w:hAnsiTheme="majorHAnsi" w:eastAsiaTheme="majorEastAsia" w:cstheme="majorBidi"/>
+      <w:rFonts w:eastAsia="Radam" w:asciiTheme="majorHAnsi" w:hAnsiTheme="majorHAnsi" w:cstheme="majorBidi"/>
       <w:i/>
       <w:iCs/>
       <w:color w:val="404040" w:themeColor="text1" w:themeTint="BF"/>
